--- a/src.main.java/interview/JAVA8-FrequencyCountPrograms.docx
+++ b/src.main.java/interview/JAVA8-FrequencyCountPrograms.docx
@@ -122,6 +122,8 @@
                 <w:lang w:val="en-US"/>
               </w:rPr>
             </w:pPr>
+            <w:proofErr w:type="spellStart"/>
+            <w:proofErr w:type="gramStart"/>
             <w:r>
               <w:rPr>
                 <w:rFonts w:ascii="Segoe UI Emoji" w:hAnsi="Segoe UI Emoji" w:cs="Segoe UI Emoji"/>
@@ -129,31 +131,82 @@
                 <w:szCs w:val="20"/>
                 <w:lang w:val="en-US"/>
               </w:rPr>
-              <w:t>groupingBy(Function.identity(), counting())</w:t>
-            </w:r>
-          </w:p>
-          <w:p>
-            <w:pPr>
+              <w:t>groupingBy</w:t>
+            </w:r>
+            <w:proofErr w:type="spellEnd"/>
+            <w:r>
               <w:rPr>
                 <w:rFonts w:ascii="Segoe UI Emoji" w:hAnsi="Segoe UI Emoji" w:cs="Segoe UI Emoji"/>
-                <w:b/>
-                <w:bCs/>
-                <w:lang w:val="en-US"/>
-              </w:rPr>
-            </w:pPr>
-          </w:p>
-          <w:p>
-            <w:pPr>
+                <w:sz w:val="20"/>
+                <w:szCs w:val="20"/>
+                <w:lang w:val="en-US"/>
+              </w:rPr>
+              <w:t>(</w:t>
+            </w:r>
+            <w:proofErr w:type="spellStart"/>
+            <w:proofErr w:type="gramEnd"/>
+            <w:r>
               <w:rPr>
                 <w:rFonts w:ascii="Segoe UI Emoji" w:hAnsi="Segoe UI Emoji" w:cs="Segoe UI Emoji"/>
-                <w:b/>
-                <w:bCs/>
-                <w:lang w:val="en-US"/>
-              </w:rPr>
-            </w:pPr>
+                <w:sz w:val="20"/>
+                <w:szCs w:val="20"/>
+                <w:lang w:val="en-US"/>
+              </w:rPr>
+              <w:t>Function.identity</w:t>
+            </w:r>
+            <w:proofErr w:type="spellEnd"/>
             <w:r>
               <w:rPr>
                 <w:rFonts w:ascii="Segoe UI Emoji" w:hAnsi="Segoe UI Emoji" w:cs="Segoe UI Emoji"/>
+                <w:sz w:val="20"/>
+                <w:szCs w:val="20"/>
+                <w:lang w:val="en-US"/>
+              </w:rPr>
+              <w:t xml:space="preserve">(), </w:t>
+            </w:r>
+            <w:proofErr w:type="gramStart"/>
+            <w:r>
+              <w:rPr>
+                <w:rFonts w:ascii="Segoe UI Emoji" w:hAnsi="Segoe UI Emoji" w:cs="Segoe UI Emoji"/>
+                <w:sz w:val="20"/>
+                <w:szCs w:val="20"/>
+                <w:lang w:val="en-US"/>
+              </w:rPr>
+              <w:t>counting(</w:t>
+            </w:r>
+            <w:proofErr w:type="gramEnd"/>
+            <w:r>
+              <w:rPr>
+                <w:rFonts w:ascii="Segoe UI Emoji" w:hAnsi="Segoe UI Emoji" w:cs="Segoe UI Emoji"/>
+                <w:sz w:val="20"/>
+                <w:szCs w:val="20"/>
+                <w:lang w:val="en-US"/>
+              </w:rPr>
+              <w:t>))</w:t>
+            </w:r>
+          </w:p>
+          <w:p>
+            <w:pPr>
+              <w:rPr>
+                <w:rFonts w:ascii="Segoe UI Emoji" w:hAnsi="Segoe UI Emoji" w:cs="Segoe UI Emoji"/>
+                <w:b/>
+                <w:bCs/>
+                <w:lang w:val="en-US"/>
+              </w:rPr>
+            </w:pPr>
+          </w:p>
+          <w:p>
+            <w:pPr>
+              <w:rPr>
+                <w:rFonts w:ascii="Segoe UI Emoji" w:hAnsi="Segoe UI Emoji" w:cs="Segoe UI Emoji"/>
+                <w:b/>
+                <w:bCs/>
+                <w:lang w:val="en-US"/>
+              </w:rPr>
+            </w:pPr>
+            <w:r>
+              <w:rPr>
+                <w:rFonts w:ascii="Segoe UI Emoji" w:hAnsi="Segoe UI Emoji" w:cs="Segoe UI Emoji"/>
                 <w:b/>
                 <w:bCs/>
                 <w:lang w:val="en-US"/>
@@ -177,7 +230,27 @@
                 <w:bCs/>
                 <w:lang w:val="en-US"/>
               </w:rPr>
-              <w:t>✅ 🔷 Why do we use Function.identity()?</w:t>
+              <w:t xml:space="preserve">✅ 🔷 Why do we use </w:t>
+            </w:r>
+            <w:proofErr w:type="spellStart"/>
+            <w:r>
+              <w:rPr>
+                <w:rFonts w:ascii="Segoe UI Emoji" w:hAnsi="Segoe UI Emoji" w:cs="Segoe UI Emoji"/>
+                <w:b/>
+                <w:bCs/>
+                <w:lang w:val="en-US"/>
+              </w:rPr>
+              <w:t>Function.identity</w:t>
+            </w:r>
+            <w:proofErr w:type="spellEnd"/>
+            <w:r>
+              <w:rPr>
+                <w:rFonts w:ascii="Segoe UI Emoji" w:hAnsi="Segoe UI Emoji" w:cs="Segoe UI Emoji"/>
+                <w:b/>
+                <w:bCs/>
+                <w:lang w:val="en-US"/>
+              </w:rPr>
+              <w:t>()?</w:t>
             </w:r>
           </w:p>
           <w:p>
@@ -254,7 +327,27 @@
                 <w:bCs/>
                 <w:lang w:val="en-US"/>
               </w:rPr>
-              <w:t>✅ 🔥 When Function.identity() is NOT used</w:t>
+              <w:t xml:space="preserve">✅ 🔥 When </w:t>
+            </w:r>
+            <w:proofErr w:type="spellStart"/>
+            <w:r>
+              <w:rPr>
+                <w:rFonts w:ascii="Segoe UI Emoji" w:hAnsi="Segoe UI Emoji" w:cs="Segoe UI Emoji"/>
+                <w:b/>
+                <w:bCs/>
+                <w:lang w:val="en-US"/>
+              </w:rPr>
+              <w:t>Function.identity</w:t>
+            </w:r>
+            <w:proofErr w:type="spellEnd"/>
+            <w:r>
+              <w:rPr>
+                <w:rFonts w:ascii="Segoe UI Emoji" w:hAnsi="Segoe UI Emoji" w:cs="Segoe UI Emoji"/>
+                <w:b/>
+                <w:bCs/>
+                <w:lang w:val="en-US"/>
+              </w:rPr>
+              <w:t>() is NOT used</w:t>
             </w:r>
           </w:p>
           <w:p>
@@ -425,11 +518,47 @@
                 <w:lang w:val="en-US"/>
               </w:rPr>
             </w:pPr>
-            <w:r>
-              <w:rPr>
-                <w:lang w:val="en-US"/>
-              </w:rPr>
-              <w:t>Collectors.groupingBy(Function.identity(), Collectors.counting())</w:t>
+            <w:proofErr w:type="spellStart"/>
+            <w:r>
+              <w:rPr>
+                <w:lang w:val="en-US"/>
+              </w:rPr>
+              <w:t>Collectors.groupingBy</w:t>
+            </w:r>
+            <w:proofErr w:type="spellEnd"/>
+            <w:r>
+              <w:rPr>
+                <w:lang w:val="en-US"/>
+              </w:rPr>
+              <w:t>(</w:t>
+            </w:r>
+            <w:proofErr w:type="spellStart"/>
+            <w:r>
+              <w:rPr>
+                <w:lang w:val="en-US"/>
+              </w:rPr>
+              <w:t>Function.identity</w:t>
+            </w:r>
+            <w:proofErr w:type="spellEnd"/>
+            <w:r>
+              <w:rPr>
+                <w:lang w:val="en-US"/>
+              </w:rPr>
+              <w:t xml:space="preserve">(), </w:t>
+            </w:r>
+            <w:proofErr w:type="spellStart"/>
+            <w:r>
+              <w:rPr>
+                <w:lang w:val="en-US"/>
+              </w:rPr>
+              <w:t>Collectors.counting</w:t>
+            </w:r>
+            <w:proofErr w:type="spellEnd"/>
+            <w:r>
+              <w:rPr>
+                <w:lang w:val="en-US"/>
+              </w:rPr>
+              <w:t>())</w:t>
             </w:r>
           </w:p>
           <w:p>
@@ -482,11 +611,47 @@
                 <w:lang w:val="en-US"/>
               </w:rPr>
             </w:pPr>
-            <w:r>
-              <w:rPr>
-                <w:lang w:val="en-US"/>
-              </w:rPr>
-              <w:t>Collectors.groupingBy(Function.identity(), Collectors.counting())</w:t>
+            <w:proofErr w:type="spellStart"/>
+            <w:r>
+              <w:rPr>
+                <w:lang w:val="en-US"/>
+              </w:rPr>
+              <w:t>Collectors.groupingBy</w:t>
+            </w:r>
+            <w:proofErr w:type="spellEnd"/>
+            <w:r>
+              <w:rPr>
+                <w:lang w:val="en-US"/>
+              </w:rPr>
+              <w:t>(</w:t>
+            </w:r>
+            <w:proofErr w:type="spellStart"/>
+            <w:r>
+              <w:rPr>
+                <w:lang w:val="en-US"/>
+              </w:rPr>
+              <w:t>Function.identity</w:t>
+            </w:r>
+            <w:proofErr w:type="spellEnd"/>
+            <w:r>
+              <w:rPr>
+                <w:lang w:val="en-US"/>
+              </w:rPr>
+              <w:t xml:space="preserve">(), </w:t>
+            </w:r>
+            <w:proofErr w:type="spellStart"/>
+            <w:r>
+              <w:rPr>
+                <w:lang w:val="en-US"/>
+              </w:rPr>
+              <w:t>Collectors.counting</w:t>
+            </w:r>
+            <w:proofErr w:type="spellEnd"/>
+            <w:r>
+              <w:rPr>
+                <w:lang w:val="en-US"/>
+              </w:rPr>
+              <w:t>())</w:t>
             </w:r>
           </w:p>
           <w:p>
@@ -513,7 +678,7 @@
                 <w:lang w:val="en-US"/>
               </w:rPr>
               <w:pict w14:anchorId="75F77982">
-                <v:rect id="_x0000_i1161" style="width:0;height:1.5pt" o:hralign="center" o:hrstd="t" o:hr="t" fillcolor="#a0a0a0" stroked="f"/>
+                <v:rect id="_x0000_i1025" style="width:0;height:1.5pt" o:hralign="center" o:hrstd="t" o:hr="t" fillcolor="#a0a0a0" stroked="f"/>
               </w:pict>
             </w:r>
           </w:p>
@@ -573,13 +738,33 @@
                 <w:lang w:val="en-US"/>
               </w:rPr>
             </w:pPr>
-            <w:r>
-              <w:rPr>
-                <w:b/>
-                <w:bCs/>
-                <w:lang w:val="en-US"/>
-              </w:rPr>
-              <w:t>groupingBy()</w:t>
+            <w:proofErr w:type="spellStart"/>
+            <w:proofErr w:type="gramStart"/>
+            <w:r>
+              <w:rPr>
+                <w:b/>
+                <w:bCs/>
+                <w:lang w:val="en-US"/>
+              </w:rPr>
+              <w:t>groupingBy</w:t>
+            </w:r>
+            <w:proofErr w:type="spellEnd"/>
+            <w:r>
+              <w:rPr>
+                <w:b/>
+                <w:bCs/>
+                <w:lang w:val="en-US"/>
+              </w:rPr>
+              <w:t>(</w:t>
+            </w:r>
+            <w:proofErr w:type="gramEnd"/>
+            <w:r>
+              <w:rPr>
+                <w:b/>
+                <w:bCs/>
+                <w:lang w:val="en-US"/>
+              </w:rPr>
+              <w:t>)</w:t>
             </w:r>
             <w:r>
               <w:rPr>
@@ -598,13 +783,23 @@
                 <w:lang w:val="en-US"/>
               </w:rPr>
             </w:pPr>
-            <w:r>
-              <w:rPr>
-                <w:b/>
-                <w:bCs/>
-                <w:lang w:val="en-US"/>
-              </w:rPr>
-              <w:t>Function.identity()</w:t>
+            <w:proofErr w:type="spellStart"/>
+            <w:r>
+              <w:rPr>
+                <w:b/>
+                <w:bCs/>
+                <w:lang w:val="en-US"/>
+              </w:rPr>
+              <w:t>Function.identity</w:t>
+            </w:r>
+            <w:proofErr w:type="spellEnd"/>
+            <w:r>
+              <w:rPr>
+                <w:b/>
+                <w:bCs/>
+                <w:lang w:val="en-US"/>
+              </w:rPr>
+              <w:t>()</w:t>
             </w:r>
             <w:r>
               <w:rPr>
@@ -623,13 +818,23 @@
                 <w:lang w:val="en-US"/>
               </w:rPr>
             </w:pPr>
-            <w:r>
-              <w:rPr>
-                <w:b/>
-                <w:bCs/>
-                <w:lang w:val="en-US"/>
-              </w:rPr>
-              <w:t>counting()</w:t>
+            <w:proofErr w:type="gramStart"/>
+            <w:r>
+              <w:rPr>
+                <w:b/>
+                <w:bCs/>
+                <w:lang w:val="en-US"/>
+              </w:rPr>
+              <w:t>counting(</w:t>
+            </w:r>
+            <w:proofErr w:type="gramEnd"/>
+            <w:r>
+              <w:rPr>
+                <w:b/>
+                <w:bCs/>
+                <w:lang w:val="en-US"/>
+              </w:rPr>
+              <w:t>)</w:t>
             </w:r>
             <w:r>
               <w:rPr>
@@ -649,7 +854,7 @@
                 <w:lang w:val="en-US"/>
               </w:rPr>
               <w:pict w14:anchorId="31FD6F28">
-                <v:rect id="_x0000_i1162" style="width:0;height:1.5pt" o:hralign="center" o:hrstd="t" o:hr="t" fillcolor="#a0a0a0" stroked="f"/>
+                <v:rect id="_x0000_i1026" style="width:0;height:1.5pt" o:hralign="center" o:hrstd="t" o:hr="t" fillcolor="#a0a0a0" stroked="f"/>
               </w:pict>
             </w:r>
           </w:p>
@@ -891,7 +1096,7 @@
                 <w:lang w:val="en-US"/>
               </w:rPr>
               <w:pict w14:anchorId="5B080559">
-                <v:rect id="_x0000_i1125" style="width:0;height:1.5pt" o:hralign="center" o:hrstd="t" o:hr="t" fillcolor="#a0a0a0" stroked="f"/>
+                <v:rect id="_x0000_i1027" style="width:0;height:1.5pt" o:hralign="center" o:hrstd="t" o:hr="t" fillcolor="#a0a0a0" stroked="f"/>
               </w:pict>
             </w:r>
           </w:p>
@@ -944,79 +1149,155 @@
               <w:rPr>
                 <w:lang w:val="en-US"/>
               </w:rPr>
-              <w:t>List&lt;String&gt; list = Arrays.asList("apple", "banana", "apple", "orange");</w:t>
-            </w:r>
-          </w:p>
-          <w:p>
-            <w:pPr>
-              <w:rPr>
-                <w:lang w:val="en-US"/>
-              </w:rPr>
-            </w:pPr>
-          </w:p>
-          <w:p>
-            <w:pPr>
-              <w:rPr>
-                <w:lang w:val="en-US"/>
-              </w:rPr>
-            </w:pPr>
-            <w:r>
-              <w:rPr>
-                <w:lang w:val="en-US"/>
-              </w:rPr>
-              <w:t>Map&lt;String, Long&gt; result =</w:t>
-            </w:r>
-          </w:p>
-          <w:p>
-            <w:pPr>
-              <w:rPr>
-                <w:lang w:val="en-US"/>
-              </w:rPr>
-            </w:pPr>
-            <w:r>
-              <w:rPr>
-                <w:lang w:val="en-US"/>
-              </w:rPr>
-              <w:t>list.stream()</w:t>
-            </w:r>
-          </w:p>
-          <w:p>
-            <w:pPr>
-              <w:rPr>
-                <w:lang w:val="en-US"/>
-              </w:rPr>
-            </w:pPr>
-            <w:r>
-              <w:rPr>
-                <w:lang w:val="en-US"/>
-              </w:rPr>
-              <w:t>.collect(Collectors.groupingBy(</w:t>
-            </w:r>
-          </w:p>
-          <w:p>
-            <w:pPr>
-              <w:rPr>
-                <w:lang w:val="en-US"/>
-              </w:rPr>
-            </w:pPr>
-            <w:r>
-              <w:rPr>
-                <w:lang w:val="en-US"/>
-              </w:rPr>
-              <w:t>Function.identity(),</w:t>
-            </w:r>
-          </w:p>
-          <w:p>
-            <w:pPr>
-              <w:rPr>
-                <w:lang w:val="en-US"/>
-              </w:rPr>
-            </w:pPr>
-            <w:r>
-              <w:rPr>
-                <w:lang w:val="en-US"/>
-              </w:rPr>
-              <w:t>Collectors.counting()</w:t>
+              <w:t xml:space="preserve">List&lt;String&gt; list = </w:t>
+            </w:r>
+            <w:proofErr w:type="spellStart"/>
+            <w:r>
+              <w:rPr>
+                <w:lang w:val="en-US"/>
+              </w:rPr>
+              <w:t>Arrays.asList</w:t>
+            </w:r>
+            <w:proofErr w:type="spellEnd"/>
+            <w:r>
+              <w:rPr>
+                <w:lang w:val="en-US"/>
+              </w:rPr>
+              <w:t>("apple", "banana", "apple", "orange");</w:t>
+            </w:r>
+          </w:p>
+          <w:p>
+            <w:pPr>
+              <w:rPr>
+                <w:lang w:val="en-US"/>
+              </w:rPr>
+            </w:pPr>
+          </w:p>
+          <w:p>
+            <w:pPr>
+              <w:rPr>
+                <w:lang w:val="en-US"/>
+              </w:rPr>
+            </w:pPr>
+            <w:r>
+              <w:rPr>
+                <w:lang w:val="en-US"/>
+              </w:rPr>
+              <w:t xml:space="preserve">Map&lt;String, </w:t>
+            </w:r>
+            <w:proofErr w:type="gramStart"/>
+            <w:r>
+              <w:rPr>
+                <w:lang w:val="en-US"/>
+              </w:rPr>
+              <w:t>Long</w:t>
+            </w:r>
+            <w:proofErr w:type="gramEnd"/>
+            <w:r>
+              <w:rPr>
+                <w:lang w:val="en-US"/>
+              </w:rPr>
+              <w:t>&gt; result =</w:t>
+            </w:r>
+          </w:p>
+          <w:p>
+            <w:pPr>
+              <w:rPr>
+                <w:lang w:val="en-US"/>
+              </w:rPr>
+            </w:pPr>
+            <w:proofErr w:type="spellStart"/>
+            <w:proofErr w:type="gramStart"/>
+            <w:r>
+              <w:rPr>
+                <w:lang w:val="en-US"/>
+              </w:rPr>
+              <w:t>list.stream</w:t>
+            </w:r>
+            <w:proofErr w:type="spellEnd"/>
+            <w:proofErr w:type="gramEnd"/>
+            <w:r>
+              <w:rPr>
+                <w:lang w:val="en-US"/>
+              </w:rPr>
+              <w:t>()</w:t>
+            </w:r>
+          </w:p>
+          <w:p>
+            <w:pPr>
+              <w:rPr>
+                <w:lang w:val="en-US"/>
+              </w:rPr>
+            </w:pPr>
+            <w:proofErr w:type="gramStart"/>
+            <w:r>
+              <w:rPr>
+                <w:lang w:val="en-US"/>
+              </w:rPr>
+              <w:t>.collect</w:t>
+            </w:r>
+            <w:proofErr w:type="gramEnd"/>
+            <w:r>
+              <w:rPr>
+                <w:lang w:val="en-US"/>
+              </w:rPr>
+              <w:t>(</w:t>
+            </w:r>
+            <w:proofErr w:type="spellStart"/>
+            <w:r>
+              <w:rPr>
+                <w:lang w:val="en-US"/>
+              </w:rPr>
+              <w:t>Collectors.groupingBy</w:t>
+            </w:r>
+            <w:proofErr w:type="spellEnd"/>
+            <w:r>
+              <w:rPr>
+                <w:lang w:val="en-US"/>
+              </w:rPr>
+              <w:t>(</w:t>
+            </w:r>
+          </w:p>
+          <w:p>
+            <w:pPr>
+              <w:rPr>
+                <w:lang w:val="en-US"/>
+              </w:rPr>
+            </w:pPr>
+            <w:proofErr w:type="spellStart"/>
+            <w:r>
+              <w:rPr>
+                <w:lang w:val="en-US"/>
+              </w:rPr>
+              <w:t>Function.identity</w:t>
+            </w:r>
+            <w:proofErr w:type="spellEnd"/>
+            <w:r>
+              <w:rPr>
+                <w:lang w:val="en-US"/>
+              </w:rPr>
+              <w:t>(),</w:t>
+            </w:r>
+          </w:p>
+          <w:p>
+            <w:pPr>
+              <w:rPr>
+                <w:lang w:val="en-US"/>
+              </w:rPr>
+            </w:pPr>
+            <w:proofErr w:type="spellStart"/>
+            <w:r>
+              <w:rPr>
+                <w:lang w:val="en-US"/>
+              </w:rPr>
+              <w:t>Collectors.counting</w:t>
+            </w:r>
+            <w:proofErr w:type="spellEnd"/>
+            <w:r>
+              <w:rPr>
+                <w:lang w:val="en-US"/>
+              </w:rPr>
+              <w:t>()</w:t>
             </w:r>
           </w:p>
           <w:p>
@@ -1045,11 +1326,19 @@
                 <w:lang w:val="en-US"/>
               </w:rPr>
             </w:pPr>
-            <w:r>
-              <w:rPr>
-                <w:lang w:val="en-US"/>
-              </w:rPr>
-              <w:t>System.out.println(result);</w:t>
+            <w:proofErr w:type="spellStart"/>
+            <w:r>
+              <w:rPr>
+                <w:lang w:val="en-US"/>
+              </w:rPr>
+              <w:t>System.out.println</w:t>
+            </w:r>
+            <w:proofErr w:type="spellEnd"/>
+            <w:r>
+              <w:rPr>
+                <w:lang w:val="en-US"/>
+              </w:rPr>
+              <w:t>(result);</w:t>
             </w:r>
           </w:p>
           <w:p>
@@ -1115,7 +1404,7 @@
                 <w:lang w:val="en-US"/>
               </w:rPr>
               <w:pict w14:anchorId="5DC20D15">
-                <v:rect id="_x0000_i1126" style="width:0;height:1.5pt" o:hralign="center" o:hrstd="t" o:hr="t" fillcolor="#a0a0a0" stroked="f"/>
+                <v:rect id="_x0000_i1028" style="width:0;height:1.5pt" o:hralign="center" o:hrstd="t" o:hr="t" fillcolor="#a0a0a0" stroked="f"/>
               </w:pict>
             </w:r>
           </w:p>
@@ -1188,72 +1477,150 @@
               <w:rPr>
                 <w:lang w:val="en-US"/>
               </w:rPr>
-              <w:t>Map&lt;Character, Long&gt; result =</w:t>
-            </w:r>
-          </w:p>
-          <w:p>
-            <w:pPr>
-              <w:rPr>
-                <w:lang w:val="en-US"/>
-              </w:rPr>
-            </w:pPr>
-            <w:r>
-              <w:rPr>
-                <w:lang w:val="en-US"/>
-              </w:rPr>
-              <w:t>str.chars()</w:t>
-            </w:r>
-          </w:p>
-          <w:p>
-            <w:pPr>
-              <w:rPr>
-                <w:lang w:val="en-US"/>
-              </w:rPr>
-            </w:pPr>
-            <w:r>
-              <w:rPr>
-                <w:lang w:val="en-US"/>
-              </w:rPr>
-              <w:t>.mapToObj(c -&gt; (char) c)</w:t>
-            </w:r>
-          </w:p>
-          <w:p>
-            <w:pPr>
-              <w:rPr>
-                <w:lang w:val="en-US"/>
-              </w:rPr>
-            </w:pPr>
-            <w:r>
-              <w:rPr>
-                <w:lang w:val="en-US"/>
-              </w:rPr>
-              <w:t>.collect(Collectors.groupingBy(</w:t>
-            </w:r>
-          </w:p>
-          <w:p>
-            <w:pPr>
-              <w:rPr>
-                <w:lang w:val="en-US"/>
-              </w:rPr>
-            </w:pPr>
-            <w:r>
-              <w:rPr>
-                <w:lang w:val="en-US"/>
-              </w:rPr>
-              <w:t>Function.identity(),</w:t>
-            </w:r>
-          </w:p>
-          <w:p>
-            <w:pPr>
-              <w:rPr>
-                <w:lang w:val="en-US"/>
-              </w:rPr>
-            </w:pPr>
-            <w:r>
-              <w:rPr>
-                <w:lang w:val="en-US"/>
-              </w:rPr>
-              <w:t>Collectors.counting()</w:t>
+              <w:t xml:space="preserve">Map&lt;Character, </w:t>
+            </w:r>
+            <w:proofErr w:type="gramStart"/>
+            <w:r>
+              <w:rPr>
+                <w:lang w:val="en-US"/>
+              </w:rPr>
+              <w:t>Long</w:t>
+            </w:r>
+            <w:proofErr w:type="gramEnd"/>
+            <w:r>
+              <w:rPr>
+                <w:lang w:val="en-US"/>
+              </w:rPr>
+              <w:t>&gt; result =</w:t>
+            </w:r>
+          </w:p>
+          <w:p>
+            <w:pPr>
+              <w:rPr>
+                <w:lang w:val="en-US"/>
+              </w:rPr>
+            </w:pPr>
+            <w:proofErr w:type="spellStart"/>
+            <w:proofErr w:type="gramStart"/>
+            <w:r>
+              <w:rPr>
+                <w:lang w:val="en-US"/>
+              </w:rPr>
+              <w:t>str.chars</w:t>
+            </w:r>
+            <w:proofErr w:type="spellEnd"/>
+            <w:proofErr w:type="gramEnd"/>
+            <w:r>
+              <w:rPr>
+                <w:lang w:val="en-US"/>
+              </w:rPr>
+              <w:t>()</w:t>
+            </w:r>
+          </w:p>
+          <w:p>
+            <w:pPr>
+              <w:rPr>
+                <w:lang w:val="en-US"/>
+              </w:rPr>
+            </w:pPr>
+            <w:proofErr w:type="gramStart"/>
+            <w:r>
+              <w:rPr>
+                <w:lang w:val="en-US"/>
+              </w:rPr>
+              <w:t>.</w:t>
+            </w:r>
+            <w:proofErr w:type="spellStart"/>
+            <w:r>
+              <w:rPr>
+                <w:lang w:val="en-US"/>
+              </w:rPr>
+              <w:t>mapToObj</w:t>
+            </w:r>
+            <w:proofErr w:type="spellEnd"/>
+            <w:proofErr w:type="gramEnd"/>
+            <w:r>
+              <w:rPr>
+                <w:lang w:val="en-US"/>
+              </w:rPr>
+              <w:t>(c -&gt; (char) c)</w:t>
+            </w:r>
+          </w:p>
+          <w:p>
+            <w:pPr>
+              <w:rPr>
+                <w:lang w:val="en-US"/>
+              </w:rPr>
+            </w:pPr>
+            <w:proofErr w:type="gramStart"/>
+            <w:r>
+              <w:rPr>
+                <w:lang w:val="en-US"/>
+              </w:rPr>
+              <w:t>.collect</w:t>
+            </w:r>
+            <w:proofErr w:type="gramEnd"/>
+            <w:r>
+              <w:rPr>
+                <w:lang w:val="en-US"/>
+              </w:rPr>
+              <w:t>(</w:t>
+            </w:r>
+            <w:proofErr w:type="spellStart"/>
+            <w:r>
+              <w:rPr>
+                <w:lang w:val="en-US"/>
+              </w:rPr>
+              <w:t>Collectors.groupingBy</w:t>
+            </w:r>
+            <w:proofErr w:type="spellEnd"/>
+            <w:r>
+              <w:rPr>
+                <w:lang w:val="en-US"/>
+              </w:rPr>
+              <w:t>(</w:t>
+            </w:r>
+          </w:p>
+          <w:p>
+            <w:pPr>
+              <w:rPr>
+                <w:lang w:val="en-US"/>
+              </w:rPr>
+            </w:pPr>
+            <w:proofErr w:type="spellStart"/>
+            <w:r>
+              <w:rPr>
+                <w:lang w:val="en-US"/>
+              </w:rPr>
+              <w:t>Function.identity</w:t>
+            </w:r>
+            <w:proofErr w:type="spellEnd"/>
+            <w:r>
+              <w:rPr>
+                <w:lang w:val="en-US"/>
+              </w:rPr>
+              <w:t>(),</w:t>
+            </w:r>
+          </w:p>
+          <w:p>
+            <w:pPr>
+              <w:rPr>
+                <w:lang w:val="en-US"/>
+              </w:rPr>
+            </w:pPr>
+            <w:proofErr w:type="spellStart"/>
+            <w:r>
+              <w:rPr>
+                <w:lang w:val="en-US"/>
+              </w:rPr>
+              <w:t>Collectors.counting</w:t>
+            </w:r>
+            <w:proofErr w:type="spellEnd"/>
+            <w:r>
+              <w:rPr>
+                <w:lang w:val="en-US"/>
+              </w:rPr>
+              <w:t>()</w:t>
             </w:r>
           </w:p>
           <w:p>
@@ -1282,11 +1649,19 @@
                 <w:lang w:val="en-US"/>
               </w:rPr>
             </w:pPr>
-            <w:r>
-              <w:rPr>
-                <w:lang w:val="en-US"/>
-              </w:rPr>
-              <w:t>System.out.println(result);</w:t>
+            <w:proofErr w:type="spellStart"/>
+            <w:r>
+              <w:rPr>
+                <w:lang w:val="en-US"/>
+              </w:rPr>
+              <w:t>System.out.println</w:t>
+            </w:r>
+            <w:proofErr w:type="spellEnd"/>
+            <w:r>
+              <w:rPr>
+                <w:lang w:val="en-US"/>
+              </w:rPr>
+              <w:t>(result);</w:t>
             </w:r>
           </w:p>
           <w:p>
@@ -1352,7 +1727,7 @@
                 <w:lang w:val="en-US"/>
               </w:rPr>
               <w:pict w14:anchorId="787CD217">
-                <v:rect id="_x0000_i1127" style="width:0;height:1.5pt" o:hralign="center" o:hrstd="t" o:hr="t" fillcolor="#a0a0a0" stroked="f"/>
+                <v:rect id="_x0000_i1029" style="width:0;height:1.5pt" o:hralign="center" o:hrstd="t" o:hr="t" fillcolor="#a0a0a0" stroked="f"/>
               </w:pict>
             </w:r>
           </w:p>
@@ -1405,79 +1780,155 @@
               <w:rPr>
                 <w:lang w:val="en-US"/>
               </w:rPr>
-              <w:t>List&lt;Integer&gt; list = Arrays.asList(1, 2, 2, 3, 1, 1);</w:t>
-            </w:r>
-          </w:p>
-          <w:p>
-            <w:pPr>
-              <w:rPr>
-                <w:lang w:val="en-US"/>
-              </w:rPr>
-            </w:pPr>
-          </w:p>
-          <w:p>
-            <w:pPr>
-              <w:rPr>
-                <w:lang w:val="en-US"/>
-              </w:rPr>
-            </w:pPr>
-            <w:r>
-              <w:rPr>
-                <w:lang w:val="en-US"/>
-              </w:rPr>
-              <w:t>Map&lt;Integer, Long&gt; result =</w:t>
-            </w:r>
-          </w:p>
-          <w:p>
-            <w:pPr>
-              <w:rPr>
-                <w:lang w:val="en-US"/>
-              </w:rPr>
-            </w:pPr>
-            <w:r>
-              <w:rPr>
-                <w:lang w:val="en-US"/>
-              </w:rPr>
-              <w:t>list.stream()</w:t>
-            </w:r>
-          </w:p>
-          <w:p>
-            <w:pPr>
-              <w:rPr>
-                <w:lang w:val="en-US"/>
-              </w:rPr>
-            </w:pPr>
-            <w:r>
-              <w:rPr>
-                <w:lang w:val="en-US"/>
-              </w:rPr>
-              <w:t>.collect(Collectors.groupingBy(</w:t>
-            </w:r>
-          </w:p>
-          <w:p>
-            <w:pPr>
-              <w:rPr>
-                <w:lang w:val="en-US"/>
-              </w:rPr>
-            </w:pPr>
-            <w:r>
-              <w:rPr>
-                <w:lang w:val="en-US"/>
-              </w:rPr>
-              <w:t>Function.identity(),</w:t>
-            </w:r>
-          </w:p>
-          <w:p>
-            <w:pPr>
-              <w:rPr>
-                <w:lang w:val="en-US"/>
-              </w:rPr>
-            </w:pPr>
-            <w:r>
-              <w:rPr>
-                <w:lang w:val="en-US"/>
-              </w:rPr>
-              <w:t>Collectors.counting()</w:t>
+              <w:t xml:space="preserve">List&lt;Integer&gt; list = </w:t>
+            </w:r>
+            <w:proofErr w:type="spellStart"/>
+            <w:r>
+              <w:rPr>
+                <w:lang w:val="en-US"/>
+              </w:rPr>
+              <w:t>Arrays.asList</w:t>
+            </w:r>
+            <w:proofErr w:type="spellEnd"/>
+            <w:r>
+              <w:rPr>
+                <w:lang w:val="en-US"/>
+              </w:rPr>
+              <w:t>(1, 2, 2, 3, 1, 1);</w:t>
+            </w:r>
+          </w:p>
+          <w:p>
+            <w:pPr>
+              <w:rPr>
+                <w:lang w:val="en-US"/>
+              </w:rPr>
+            </w:pPr>
+          </w:p>
+          <w:p>
+            <w:pPr>
+              <w:rPr>
+                <w:lang w:val="en-US"/>
+              </w:rPr>
+            </w:pPr>
+            <w:r>
+              <w:rPr>
+                <w:lang w:val="en-US"/>
+              </w:rPr>
+              <w:t xml:space="preserve">Map&lt;Integer, </w:t>
+            </w:r>
+            <w:proofErr w:type="gramStart"/>
+            <w:r>
+              <w:rPr>
+                <w:lang w:val="en-US"/>
+              </w:rPr>
+              <w:t>Long</w:t>
+            </w:r>
+            <w:proofErr w:type="gramEnd"/>
+            <w:r>
+              <w:rPr>
+                <w:lang w:val="en-US"/>
+              </w:rPr>
+              <w:t>&gt; result =</w:t>
+            </w:r>
+          </w:p>
+          <w:p>
+            <w:pPr>
+              <w:rPr>
+                <w:lang w:val="en-US"/>
+              </w:rPr>
+            </w:pPr>
+            <w:proofErr w:type="spellStart"/>
+            <w:proofErr w:type="gramStart"/>
+            <w:r>
+              <w:rPr>
+                <w:lang w:val="en-US"/>
+              </w:rPr>
+              <w:t>list.stream</w:t>
+            </w:r>
+            <w:proofErr w:type="spellEnd"/>
+            <w:proofErr w:type="gramEnd"/>
+            <w:r>
+              <w:rPr>
+                <w:lang w:val="en-US"/>
+              </w:rPr>
+              <w:t>()</w:t>
+            </w:r>
+          </w:p>
+          <w:p>
+            <w:pPr>
+              <w:rPr>
+                <w:lang w:val="en-US"/>
+              </w:rPr>
+            </w:pPr>
+            <w:proofErr w:type="gramStart"/>
+            <w:r>
+              <w:rPr>
+                <w:lang w:val="en-US"/>
+              </w:rPr>
+              <w:t>.collect</w:t>
+            </w:r>
+            <w:proofErr w:type="gramEnd"/>
+            <w:r>
+              <w:rPr>
+                <w:lang w:val="en-US"/>
+              </w:rPr>
+              <w:t>(</w:t>
+            </w:r>
+            <w:proofErr w:type="spellStart"/>
+            <w:r>
+              <w:rPr>
+                <w:lang w:val="en-US"/>
+              </w:rPr>
+              <w:t>Collectors.groupingBy</w:t>
+            </w:r>
+            <w:proofErr w:type="spellEnd"/>
+            <w:r>
+              <w:rPr>
+                <w:lang w:val="en-US"/>
+              </w:rPr>
+              <w:t>(</w:t>
+            </w:r>
+          </w:p>
+          <w:p>
+            <w:pPr>
+              <w:rPr>
+                <w:lang w:val="en-US"/>
+              </w:rPr>
+            </w:pPr>
+            <w:proofErr w:type="spellStart"/>
+            <w:r>
+              <w:rPr>
+                <w:lang w:val="en-US"/>
+              </w:rPr>
+              <w:t>Function.identity</w:t>
+            </w:r>
+            <w:proofErr w:type="spellEnd"/>
+            <w:r>
+              <w:rPr>
+                <w:lang w:val="en-US"/>
+              </w:rPr>
+              <w:t>(),</w:t>
+            </w:r>
+          </w:p>
+          <w:p>
+            <w:pPr>
+              <w:rPr>
+                <w:lang w:val="en-US"/>
+              </w:rPr>
+            </w:pPr>
+            <w:proofErr w:type="spellStart"/>
+            <w:r>
+              <w:rPr>
+                <w:lang w:val="en-US"/>
+              </w:rPr>
+              <w:t>Collectors.counting</w:t>
+            </w:r>
+            <w:proofErr w:type="spellEnd"/>
+            <w:r>
+              <w:rPr>
+                <w:lang w:val="en-US"/>
+              </w:rPr>
+              <w:t>()</w:t>
             </w:r>
           </w:p>
           <w:p>
@@ -1506,11 +1957,19 @@
                 <w:lang w:val="en-US"/>
               </w:rPr>
             </w:pPr>
-            <w:r>
-              <w:rPr>
-                <w:lang w:val="en-US"/>
-              </w:rPr>
-              <w:t>System.out.println(result);</w:t>
+            <w:proofErr w:type="spellStart"/>
+            <w:r>
+              <w:rPr>
+                <w:lang w:val="en-US"/>
+              </w:rPr>
+              <w:t>System.out.println</w:t>
+            </w:r>
+            <w:proofErr w:type="spellEnd"/>
+            <w:r>
+              <w:rPr>
+                <w:lang w:val="en-US"/>
+              </w:rPr>
+              <w:t>(result);</w:t>
             </w:r>
           </w:p>
           <w:p>
@@ -1577,7 +2036,7 @@
                 <w:lang w:val="en-US"/>
               </w:rPr>
               <w:pict w14:anchorId="6794B909">
-                <v:rect id="_x0000_i1128" style="width:0;height:1.5pt" o:hralign="center" o:hrstd="t" o:hr="t" fillcolor="#a0a0a0" stroked="f"/>
+                <v:rect id="_x0000_i1030" style="width:0;height:1.5pt" o:hralign="center" o:hrstd="t" o:hr="t" fillcolor="#a0a0a0" stroked="f"/>
               </w:pict>
             </w:r>
           </w:p>
@@ -1630,79 +2089,155 @@
               <w:rPr>
                 <w:lang w:val="en-US"/>
               </w:rPr>
-              <w:t>List&lt;Float&gt; list = Arrays.asList(1.1f, 2.2f, 1.1f, 3.3f);</w:t>
-            </w:r>
-          </w:p>
-          <w:p>
-            <w:pPr>
-              <w:rPr>
-                <w:lang w:val="en-US"/>
-              </w:rPr>
-            </w:pPr>
-          </w:p>
-          <w:p>
-            <w:pPr>
-              <w:rPr>
-                <w:lang w:val="en-US"/>
-              </w:rPr>
-            </w:pPr>
-            <w:r>
-              <w:rPr>
-                <w:lang w:val="en-US"/>
-              </w:rPr>
-              <w:t>Map&lt;Float, Long&gt; result =</w:t>
-            </w:r>
-          </w:p>
-          <w:p>
-            <w:pPr>
-              <w:rPr>
-                <w:lang w:val="en-US"/>
-              </w:rPr>
-            </w:pPr>
-            <w:r>
-              <w:rPr>
-                <w:lang w:val="en-US"/>
-              </w:rPr>
-              <w:t>list.stream()</w:t>
-            </w:r>
-          </w:p>
-          <w:p>
-            <w:pPr>
-              <w:rPr>
-                <w:lang w:val="en-US"/>
-              </w:rPr>
-            </w:pPr>
-            <w:r>
-              <w:rPr>
-                <w:lang w:val="en-US"/>
-              </w:rPr>
-              <w:t>.collect(Collectors.groupingBy(</w:t>
-            </w:r>
-          </w:p>
-          <w:p>
-            <w:pPr>
-              <w:rPr>
-                <w:lang w:val="en-US"/>
-              </w:rPr>
-            </w:pPr>
-            <w:r>
-              <w:rPr>
-                <w:lang w:val="en-US"/>
-              </w:rPr>
-              <w:t>Function.identity(),</w:t>
-            </w:r>
-          </w:p>
-          <w:p>
-            <w:pPr>
-              <w:rPr>
-                <w:lang w:val="en-US"/>
-              </w:rPr>
-            </w:pPr>
-            <w:r>
-              <w:rPr>
-                <w:lang w:val="en-US"/>
-              </w:rPr>
-              <w:t>Collectors.counting()</w:t>
+              <w:t xml:space="preserve">List&lt;Float&gt; list = </w:t>
+            </w:r>
+            <w:proofErr w:type="spellStart"/>
+            <w:r>
+              <w:rPr>
+                <w:lang w:val="en-US"/>
+              </w:rPr>
+              <w:t>Arrays.asList</w:t>
+            </w:r>
+            <w:proofErr w:type="spellEnd"/>
+            <w:r>
+              <w:rPr>
+                <w:lang w:val="en-US"/>
+              </w:rPr>
+              <w:t>(1.1f, 2.2f, 1.1f, 3.3f);</w:t>
+            </w:r>
+          </w:p>
+          <w:p>
+            <w:pPr>
+              <w:rPr>
+                <w:lang w:val="en-US"/>
+              </w:rPr>
+            </w:pPr>
+          </w:p>
+          <w:p>
+            <w:pPr>
+              <w:rPr>
+                <w:lang w:val="en-US"/>
+              </w:rPr>
+            </w:pPr>
+            <w:r>
+              <w:rPr>
+                <w:lang w:val="en-US"/>
+              </w:rPr>
+              <w:t xml:space="preserve">Map&lt;Float, </w:t>
+            </w:r>
+            <w:proofErr w:type="gramStart"/>
+            <w:r>
+              <w:rPr>
+                <w:lang w:val="en-US"/>
+              </w:rPr>
+              <w:t>Long</w:t>
+            </w:r>
+            <w:proofErr w:type="gramEnd"/>
+            <w:r>
+              <w:rPr>
+                <w:lang w:val="en-US"/>
+              </w:rPr>
+              <w:t>&gt; result =</w:t>
+            </w:r>
+          </w:p>
+          <w:p>
+            <w:pPr>
+              <w:rPr>
+                <w:lang w:val="en-US"/>
+              </w:rPr>
+            </w:pPr>
+            <w:proofErr w:type="spellStart"/>
+            <w:proofErr w:type="gramStart"/>
+            <w:r>
+              <w:rPr>
+                <w:lang w:val="en-US"/>
+              </w:rPr>
+              <w:t>list.stream</w:t>
+            </w:r>
+            <w:proofErr w:type="spellEnd"/>
+            <w:proofErr w:type="gramEnd"/>
+            <w:r>
+              <w:rPr>
+                <w:lang w:val="en-US"/>
+              </w:rPr>
+              <w:t>()</w:t>
+            </w:r>
+          </w:p>
+          <w:p>
+            <w:pPr>
+              <w:rPr>
+                <w:lang w:val="en-US"/>
+              </w:rPr>
+            </w:pPr>
+            <w:proofErr w:type="gramStart"/>
+            <w:r>
+              <w:rPr>
+                <w:lang w:val="en-US"/>
+              </w:rPr>
+              <w:t>.collect</w:t>
+            </w:r>
+            <w:proofErr w:type="gramEnd"/>
+            <w:r>
+              <w:rPr>
+                <w:lang w:val="en-US"/>
+              </w:rPr>
+              <w:t>(</w:t>
+            </w:r>
+            <w:proofErr w:type="spellStart"/>
+            <w:r>
+              <w:rPr>
+                <w:lang w:val="en-US"/>
+              </w:rPr>
+              <w:t>Collectors.groupingBy</w:t>
+            </w:r>
+            <w:proofErr w:type="spellEnd"/>
+            <w:r>
+              <w:rPr>
+                <w:lang w:val="en-US"/>
+              </w:rPr>
+              <w:t>(</w:t>
+            </w:r>
+          </w:p>
+          <w:p>
+            <w:pPr>
+              <w:rPr>
+                <w:lang w:val="en-US"/>
+              </w:rPr>
+            </w:pPr>
+            <w:proofErr w:type="spellStart"/>
+            <w:r>
+              <w:rPr>
+                <w:lang w:val="en-US"/>
+              </w:rPr>
+              <w:t>Function.identity</w:t>
+            </w:r>
+            <w:proofErr w:type="spellEnd"/>
+            <w:r>
+              <w:rPr>
+                <w:lang w:val="en-US"/>
+              </w:rPr>
+              <w:t>(),</w:t>
+            </w:r>
+          </w:p>
+          <w:p>
+            <w:pPr>
+              <w:rPr>
+                <w:lang w:val="en-US"/>
+              </w:rPr>
+            </w:pPr>
+            <w:proofErr w:type="spellStart"/>
+            <w:r>
+              <w:rPr>
+                <w:lang w:val="en-US"/>
+              </w:rPr>
+              <w:t>Collectors.counting</w:t>
+            </w:r>
+            <w:proofErr w:type="spellEnd"/>
+            <w:r>
+              <w:rPr>
+                <w:lang w:val="en-US"/>
+              </w:rPr>
+              <w:t>()</w:t>
             </w:r>
           </w:p>
           <w:p>
@@ -1731,11 +2266,19 @@
                 <w:lang w:val="en-US"/>
               </w:rPr>
             </w:pPr>
-            <w:r>
-              <w:rPr>
-                <w:lang w:val="en-US"/>
-              </w:rPr>
-              <w:t>System.out.println(result);</w:t>
+            <w:proofErr w:type="spellStart"/>
+            <w:r>
+              <w:rPr>
+                <w:lang w:val="en-US"/>
+              </w:rPr>
+              <w:t>System.out.println</w:t>
+            </w:r>
+            <w:proofErr w:type="spellEnd"/>
+            <w:r>
+              <w:rPr>
+                <w:lang w:val="en-US"/>
+              </w:rPr>
+              <w:t>(result);</w:t>
             </w:r>
           </w:p>
           <w:p>
@@ -1814,7 +2357,7 @@
                 <w:lang w:val="en-US"/>
               </w:rPr>
               <w:pict w14:anchorId="4F8B71B3">
-                <v:rect id="_x0000_i1129" style="width:0;height:1.5pt" o:hralign="center" o:hrstd="t" o:hr="t" fillcolor="#a0a0a0" stroked="f"/>
+                <v:rect id="_x0000_i1031" style="width:0;height:1.5pt" o:hralign="center" o:hrstd="t" o:hr="t" fillcolor="#a0a0a0" stroked="f"/>
               </w:pict>
             </w:r>
           </w:p>
@@ -1867,79 +2410,155 @@
               <w:rPr>
                 <w:lang w:val="en-US"/>
               </w:rPr>
-              <w:t>List&lt;Double&gt; list = Arrays.asList(10.5, 20.5, 10.5, 30.5);</w:t>
-            </w:r>
-          </w:p>
-          <w:p>
-            <w:pPr>
-              <w:rPr>
-                <w:lang w:val="en-US"/>
-              </w:rPr>
-            </w:pPr>
-          </w:p>
-          <w:p>
-            <w:pPr>
-              <w:rPr>
-                <w:lang w:val="en-US"/>
-              </w:rPr>
-            </w:pPr>
-            <w:r>
-              <w:rPr>
-                <w:lang w:val="en-US"/>
-              </w:rPr>
-              <w:t>Map&lt;Double, Long&gt; result =</w:t>
-            </w:r>
-          </w:p>
-          <w:p>
-            <w:pPr>
-              <w:rPr>
-                <w:lang w:val="en-US"/>
-              </w:rPr>
-            </w:pPr>
-            <w:r>
-              <w:rPr>
-                <w:lang w:val="en-US"/>
-              </w:rPr>
-              <w:t>list.stream()</w:t>
-            </w:r>
-          </w:p>
-          <w:p>
-            <w:pPr>
-              <w:rPr>
-                <w:lang w:val="en-US"/>
-              </w:rPr>
-            </w:pPr>
-            <w:r>
-              <w:rPr>
-                <w:lang w:val="en-US"/>
-              </w:rPr>
-              <w:t>.collect(Collectors.groupingBy(</w:t>
-            </w:r>
-          </w:p>
-          <w:p>
-            <w:pPr>
-              <w:rPr>
-                <w:lang w:val="en-US"/>
-              </w:rPr>
-            </w:pPr>
-            <w:r>
-              <w:rPr>
-                <w:lang w:val="en-US"/>
-              </w:rPr>
-              <w:t>Function.identity(),</w:t>
-            </w:r>
-          </w:p>
-          <w:p>
-            <w:pPr>
-              <w:rPr>
-                <w:lang w:val="en-US"/>
-              </w:rPr>
-            </w:pPr>
-            <w:r>
-              <w:rPr>
-                <w:lang w:val="en-US"/>
-              </w:rPr>
-              <w:t>Collectors.counting()</w:t>
+              <w:t xml:space="preserve">List&lt;Double&gt; list = </w:t>
+            </w:r>
+            <w:proofErr w:type="spellStart"/>
+            <w:r>
+              <w:rPr>
+                <w:lang w:val="en-US"/>
+              </w:rPr>
+              <w:t>Arrays.asList</w:t>
+            </w:r>
+            <w:proofErr w:type="spellEnd"/>
+            <w:r>
+              <w:rPr>
+                <w:lang w:val="en-US"/>
+              </w:rPr>
+              <w:t>(10.5, 20.5, 10.5, 30.5);</w:t>
+            </w:r>
+          </w:p>
+          <w:p>
+            <w:pPr>
+              <w:rPr>
+                <w:lang w:val="en-US"/>
+              </w:rPr>
+            </w:pPr>
+          </w:p>
+          <w:p>
+            <w:pPr>
+              <w:rPr>
+                <w:lang w:val="en-US"/>
+              </w:rPr>
+            </w:pPr>
+            <w:r>
+              <w:rPr>
+                <w:lang w:val="en-US"/>
+              </w:rPr>
+              <w:t xml:space="preserve">Map&lt;Double, </w:t>
+            </w:r>
+            <w:proofErr w:type="gramStart"/>
+            <w:r>
+              <w:rPr>
+                <w:lang w:val="en-US"/>
+              </w:rPr>
+              <w:t>Long</w:t>
+            </w:r>
+            <w:proofErr w:type="gramEnd"/>
+            <w:r>
+              <w:rPr>
+                <w:lang w:val="en-US"/>
+              </w:rPr>
+              <w:t>&gt; result =</w:t>
+            </w:r>
+          </w:p>
+          <w:p>
+            <w:pPr>
+              <w:rPr>
+                <w:lang w:val="en-US"/>
+              </w:rPr>
+            </w:pPr>
+            <w:proofErr w:type="spellStart"/>
+            <w:proofErr w:type="gramStart"/>
+            <w:r>
+              <w:rPr>
+                <w:lang w:val="en-US"/>
+              </w:rPr>
+              <w:t>list.stream</w:t>
+            </w:r>
+            <w:proofErr w:type="spellEnd"/>
+            <w:proofErr w:type="gramEnd"/>
+            <w:r>
+              <w:rPr>
+                <w:lang w:val="en-US"/>
+              </w:rPr>
+              <w:t>()</w:t>
+            </w:r>
+          </w:p>
+          <w:p>
+            <w:pPr>
+              <w:rPr>
+                <w:lang w:val="en-US"/>
+              </w:rPr>
+            </w:pPr>
+            <w:proofErr w:type="gramStart"/>
+            <w:r>
+              <w:rPr>
+                <w:lang w:val="en-US"/>
+              </w:rPr>
+              <w:t>.collect</w:t>
+            </w:r>
+            <w:proofErr w:type="gramEnd"/>
+            <w:r>
+              <w:rPr>
+                <w:lang w:val="en-US"/>
+              </w:rPr>
+              <w:t>(</w:t>
+            </w:r>
+            <w:proofErr w:type="spellStart"/>
+            <w:r>
+              <w:rPr>
+                <w:lang w:val="en-US"/>
+              </w:rPr>
+              <w:t>Collectors.groupingBy</w:t>
+            </w:r>
+            <w:proofErr w:type="spellEnd"/>
+            <w:r>
+              <w:rPr>
+                <w:lang w:val="en-US"/>
+              </w:rPr>
+              <w:t>(</w:t>
+            </w:r>
+          </w:p>
+          <w:p>
+            <w:pPr>
+              <w:rPr>
+                <w:lang w:val="en-US"/>
+              </w:rPr>
+            </w:pPr>
+            <w:proofErr w:type="spellStart"/>
+            <w:r>
+              <w:rPr>
+                <w:lang w:val="en-US"/>
+              </w:rPr>
+              <w:t>Function.identity</w:t>
+            </w:r>
+            <w:proofErr w:type="spellEnd"/>
+            <w:r>
+              <w:rPr>
+                <w:lang w:val="en-US"/>
+              </w:rPr>
+              <w:t>(),</w:t>
+            </w:r>
+          </w:p>
+          <w:p>
+            <w:pPr>
+              <w:rPr>
+                <w:lang w:val="en-US"/>
+              </w:rPr>
+            </w:pPr>
+            <w:proofErr w:type="spellStart"/>
+            <w:r>
+              <w:rPr>
+                <w:lang w:val="en-US"/>
+              </w:rPr>
+              <w:t>Collectors.counting</w:t>
+            </w:r>
+            <w:proofErr w:type="spellEnd"/>
+            <w:r>
+              <w:rPr>
+                <w:lang w:val="en-US"/>
+              </w:rPr>
+              <w:t>()</w:t>
             </w:r>
           </w:p>
           <w:p>
@@ -1968,11 +2587,19 @@
                 <w:lang w:val="en-US"/>
               </w:rPr>
             </w:pPr>
-            <w:r>
-              <w:rPr>
-                <w:lang w:val="en-US"/>
-              </w:rPr>
-              <w:t>System.out.println(result);</w:t>
+            <w:proofErr w:type="spellStart"/>
+            <w:r>
+              <w:rPr>
+                <w:lang w:val="en-US"/>
+              </w:rPr>
+              <w:t>System.out.println</w:t>
+            </w:r>
+            <w:proofErr w:type="spellEnd"/>
+            <w:r>
+              <w:rPr>
+                <w:lang w:val="en-US"/>
+              </w:rPr>
+              <w:t>(result);</w:t>
             </w:r>
           </w:p>
           <w:p>
@@ -2038,7 +2665,7 @@
                 <w:lang w:val="en-US"/>
               </w:rPr>
               <w:pict w14:anchorId="3395BB4B">
-                <v:rect id="_x0000_i1130" style="width:0;height:1.5pt" o:hralign="center" o:hrstd="t" o:hr="t" fillcolor="#a0a0a0" stroked="f"/>
+                <v:rect id="_x0000_i1032" style="width:0;height:1.5pt" o:hralign="center" o:hrstd="t" o:hr="t" fillcolor="#a0a0a0" stroked="f"/>
               </w:pict>
             </w:r>
           </w:p>
@@ -2117,59 +2744,129 @@
               <w:rPr>
                 <w:lang w:val="en-US"/>
               </w:rPr>
-              <w:t>Map&lt;String, Long&gt; result =</w:t>
-            </w:r>
-          </w:p>
-          <w:p>
-            <w:pPr>
-              <w:rPr>
-                <w:lang w:val="en-US"/>
-              </w:rPr>
-            </w:pPr>
-            <w:r>
-              <w:rPr>
-                <w:lang w:val="en-US"/>
-              </w:rPr>
-              <w:t>employees.stream()</w:t>
-            </w:r>
-          </w:p>
-          <w:p>
-            <w:pPr>
-              <w:rPr>
-                <w:lang w:val="en-US"/>
-              </w:rPr>
-            </w:pPr>
-            <w:r>
-              <w:rPr>
-                <w:lang w:val="en-US"/>
-              </w:rPr>
-              <w:t>.collect(Collectors.groupingBy(</w:t>
-            </w:r>
-          </w:p>
-          <w:p>
-            <w:pPr>
-              <w:rPr>
-                <w:lang w:val="en-US"/>
-              </w:rPr>
-            </w:pPr>
-            <w:r>
-              <w:rPr>
-                <w:lang w:val="en-US"/>
-              </w:rPr>
-              <w:t>Employee::getDepartment,</w:t>
-            </w:r>
-          </w:p>
-          <w:p>
-            <w:pPr>
-              <w:rPr>
-                <w:lang w:val="en-US"/>
-              </w:rPr>
-            </w:pPr>
-            <w:r>
-              <w:rPr>
-                <w:lang w:val="en-US"/>
-              </w:rPr>
-              <w:t>Collectors.counting()</w:t>
+              <w:t xml:space="preserve">Map&lt;String, </w:t>
+            </w:r>
+            <w:proofErr w:type="gramStart"/>
+            <w:r>
+              <w:rPr>
+                <w:lang w:val="en-US"/>
+              </w:rPr>
+              <w:t>Long</w:t>
+            </w:r>
+            <w:proofErr w:type="gramEnd"/>
+            <w:r>
+              <w:rPr>
+                <w:lang w:val="en-US"/>
+              </w:rPr>
+              <w:t>&gt; result =</w:t>
+            </w:r>
+          </w:p>
+          <w:p>
+            <w:pPr>
+              <w:rPr>
+                <w:lang w:val="en-US"/>
+              </w:rPr>
+            </w:pPr>
+            <w:proofErr w:type="spellStart"/>
+            <w:proofErr w:type="gramStart"/>
+            <w:r>
+              <w:rPr>
+                <w:lang w:val="en-US"/>
+              </w:rPr>
+              <w:t>employees.stream</w:t>
+            </w:r>
+            <w:proofErr w:type="spellEnd"/>
+            <w:proofErr w:type="gramEnd"/>
+            <w:r>
+              <w:rPr>
+                <w:lang w:val="en-US"/>
+              </w:rPr>
+              <w:t>()</w:t>
+            </w:r>
+          </w:p>
+          <w:p>
+            <w:pPr>
+              <w:rPr>
+                <w:lang w:val="en-US"/>
+              </w:rPr>
+            </w:pPr>
+            <w:proofErr w:type="gramStart"/>
+            <w:r>
+              <w:rPr>
+                <w:lang w:val="en-US"/>
+              </w:rPr>
+              <w:t>.collect</w:t>
+            </w:r>
+            <w:proofErr w:type="gramEnd"/>
+            <w:r>
+              <w:rPr>
+                <w:lang w:val="en-US"/>
+              </w:rPr>
+              <w:t>(</w:t>
+            </w:r>
+            <w:proofErr w:type="spellStart"/>
+            <w:r>
+              <w:rPr>
+                <w:lang w:val="en-US"/>
+              </w:rPr>
+              <w:t>Collectors.groupingBy</w:t>
+            </w:r>
+            <w:proofErr w:type="spellEnd"/>
+            <w:r>
+              <w:rPr>
+                <w:lang w:val="en-US"/>
+              </w:rPr>
+              <w:t>(</w:t>
+            </w:r>
+          </w:p>
+          <w:p>
+            <w:pPr>
+              <w:rPr>
+                <w:lang w:val="en-US"/>
+              </w:rPr>
+            </w:pPr>
+            <w:proofErr w:type="gramStart"/>
+            <w:r>
+              <w:rPr>
+                <w:lang w:val="en-US"/>
+              </w:rPr>
+              <w:t>Employee::</w:t>
+            </w:r>
+            <w:proofErr w:type="spellStart"/>
+            <w:proofErr w:type="gramEnd"/>
+            <w:r>
+              <w:rPr>
+                <w:lang w:val="en-US"/>
+              </w:rPr>
+              <w:t>getDepartment</w:t>
+            </w:r>
+            <w:proofErr w:type="spellEnd"/>
+            <w:r>
+              <w:rPr>
+                <w:lang w:val="en-US"/>
+              </w:rPr>
+              <w:t>,</w:t>
+            </w:r>
+          </w:p>
+          <w:p>
+            <w:pPr>
+              <w:rPr>
+                <w:lang w:val="en-US"/>
+              </w:rPr>
+            </w:pPr>
+            <w:proofErr w:type="spellStart"/>
+            <w:r>
+              <w:rPr>
+                <w:lang w:val="en-US"/>
+              </w:rPr>
+              <w:t>Collectors.counting</w:t>
+            </w:r>
+            <w:proofErr w:type="spellEnd"/>
+            <w:r>
+              <w:rPr>
+                <w:lang w:val="en-US"/>
+              </w:rPr>
+              <w:t>()</w:t>
             </w:r>
           </w:p>
           <w:p>
@@ -2198,11 +2895,19 @@
                 <w:lang w:val="en-US"/>
               </w:rPr>
             </w:pPr>
-            <w:r>
-              <w:rPr>
-                <w:lang w:val="en-US"/>
-              </w:rPr>
-              <w:t>System.out.println(result);</w:t>
+            <w:proofErr w:type="spellStart"/>
+            <w:r>
+              <w:rPr>
+                <w:lang w:val="en-US"/>
+              </w:rPr>
+              <w:t>System.out.println</w:t>
+            </w:r>
+            <w:proofErr w:type="spellEnd"/>
+            <w:r>
+              <w:rPr>
+                <w:lang w:val="en-US"/>
+              </w:rPr>
+              <w:t>(result);</w:t>
             </w:r>
           </w:p>
           <w:p>
@@ -2221,56 +2926,22 @@
           <w:p>
             <w:pPr>
               <w:rPr>
-                <w:b/>
-                <w:bCs/>
-                <w:lang w:val="en-US"/>
-              </w:rPr>
-            </w:pPr>
-            <w:r>
-              <w:rPr>
                 <w:rFonts w:ascii="Segoe UI Emoji" w:hAnsi="Segoe UI Emoji" w:cs="Segoe UI Emoji"/>
                 <w:b/>
                 <w:bCs/>
                 <w:lang w:val="en-US"/>
               </w:rPr>
-              <w:t>✅</w:t>
-            </w:r>
-            <w:r>
-              <w:rPr>
-                <w:b/>
-                <w:bCs/>
-                <w:lang w:val="en-US"/>
-              </w:rPr>
-              <w:t xml:space="preserve"> Output</w:t>
-            </w:r>
-          </w:p>
-          <w:p>
-            <w:pPr>
-              <w:rPr>
-                <w:lang w:val="en-US"/>
-              </w:rPr>
-            </w:pPr>
-            <w:r>
-              <w:rPr>
-                <w:lang w:val="en-US"/>
-              </w:rPr>
-              <w:t>{IT=2, HR=2}</w:t>
-            </w:r>
-          </w:p>
-          <w:p>
-            <w:pPr>
-              <w:rPr>
-                <w:lang w:val="en-US"/>
-              </w:rPr>
-            </w:pPr>
-            <w:r>
-              <w:rPr>
-                <w:lang w:val="en-US"/>
-              </w:rPr>
-              <w:pict w14:anchorId="123EE8DE">
-                <v:rect id="_x0000_i1131" style="width:0;height:1.5pt" o:hralign="center" o:hrstd="t" o:hr="t" fillcolor="#a0a0a0" stroked="f"/>
-              </w:pict>
-            </w:r>
+            </w:pPr>
+          </w:p>
+          <w:p>
+            <w:pPr>
+              <w:rPr>
+                <w:rFonts w:ascii="Segoe UI Emoji" w:hAnsi="Segoe UI Emoji" w:cs="Segoe UI Emoji"/>
+                <w:b/>
+                <w:bCs/>
+                <w:lang w:val="en-US"/>
+              </w:rPr>
+            </w:pPr>
           </w:p>
           <w:p>
             <w:pPr>
@@ -2296,6 +2967,60 @@
                 <w:bCs/>
                 <w:lang w:val="en-US"/>
               </w:rPr>
+              <w:t xml:space="preserve"> Output</w:t>
+            </w:r>
+          </w:p>
+          <w:p>
+            <w:pPr>
+              <w:rPr>
+                <w:lang w:val="en-US"/>
+              </w:rPr>
+            </w:pPr>
+            <w:r>
+              <w:rPr>
+                <w:lang w:val="en-US"/>
+              </w:rPr>
+              <w:t>{IT=2, HR=2}</w:t>
+            </w:r>
+          </w:p>
+          <w:p>
+            <w:pPr>
+              <w:rPr>
+                <w:lang w:val="en-US"/>
+              </w:rPr>
+            </w:pPr>
+            <w:r>
+              <w:rPr>
+                <w:lang w:val="en-US"/>
+              </w:rPr>
+              <w:pict w14:anchorId="123EE8DE">
+                <v:rect id="_x0000_i1033" style="width:0;height:1.5pt" o:hralign="center" o:hrstd="t" o:hr="t" fillcolor="#a0a0a0" stroked="f"/>
+              </w:pict>
+            </w:r>
+          </w:p>
+          <w:p>
+            <w:pPr>
+              <w:rPr>
+                <w:b/>
+                <w:bCs/>
+                <w:lang w:val="en-US"/>
+              </w:rPr>
+            </w:pPr>
+            <w:r>
+              <w:rPr>
+                <w:rFonts w:ascii="Segoe UI Emoji" w:hAnsi="Segoe UI Emoji" w:cs="Segoe UI Emoji"/>
+                <w:b/>
+                <w:bCs/>
+                <w:lang w:val="en-US"/>
+              </w:rPr>
+              <w:t>✅</w:t>
+            </w:r>
+            <w:r>
+              <w:rPr>
+                <w:b/>
+                <w:bCs/>
+                <w:lang w:val="en-US"/>
+              </w:rPr>
               <w:t xml:space="preserve"> 7. Custom Logic Frequency</w:t>
             </w:r>
           </w:p>
@@ -2348,59 +3073,157 @@
               <w:rPr>
                 <w:lang w:val="en-US"/>
               </w:rPr>
-              <w:t>Map&lt;String, Long&gt; result =</w:t>
-            </w:r>
-          </w:p>
-          <w:p>
-            <w:pPr>
-              <w:rPr>
-                <w:lang w:val="en-US"/>
-              </w:rPr>
-            </w:pPr>
-            <w:r>
-              <w:rPr>
-                <w:lang w:val="en-US"/>
-              </w:rPr>
-              <w:t>employees.stream()</w:t>
-            </w:r>
-          </w:p>
-          <w:p>
-            <w:pPr>
-              <w:rPr>
-                <w:lang w:val="en-US"/>
-              </w:rPr>
-            </w:pPr>
-            <w:r>
-              <w:rPr>
-                <w:lang w:val="en-US"/>
-              </w:rPr>
-              <w:t>.collect(Collectors.groupingBy(</w:t>
-            </w:r>
-          </w:p>
-          <w:p>
-            <w:pPr>
-              <w:rPr>
-                <w:lang w:val="en-US"/>
-              </w:rPr>
-            </w:pPr>
-            <w:r>
-              <w:rPr>
-                <w:lang w:val="en-US"/>
-              </w:rPr>
-              <w:t>e -&gt; e.getSalary() &gt; 50000 ? "High" : "Low",</w:t>
-            </w:r>
-          </w:p>
-          <w:p>
-            <w:pPr>
-              <w:rPr>
-                <w:lang w:val="en-US"/>
-              </w:rPr>
-            </w:pPr>
-            <w:r>
-              <w:rPr>
-                <w:lang w:val="en-US"/>
-              </w:rPr>
-              <w:t>Collectors.counting()</w:t>
+              <w:t xml:space="preserve">Map&lt;String, </w:t>
+            </w:r>
+            <w:proofErr w:type="gramStart"/>
+            <w:r>
+              <w:rPr>
+                <w:lang w:val="en-US"/>
+              </w:rPr>
+              <w:t>Long</w:t>
+            </w:r>
+            <w:proofErr w:type="gramEnd"/>
+            <w:r>
+              <w:rPr>
+                <w:lang w:val="en-US"/>
+              </w:rPr>
+              <w:t>&gt; result =</w:t>
+            </w:r>
+          </w:p>
+          <w:p>
+            <w:pPr>
+              <w:rPr>
+                <w:lang w:val="en-US"/>
+              </w:rPr>
+            </w:pPr>
+            <w:proofErr w:type="spellStart"/>
+            <w:proofErr w:type="gramStart"/>
+            <w:r>
+              <w:rPr>
+                <w:lang w:val="en-US"/>
+              </w:rPr>
+              <w:t>employees.stream</w:t>
+            </w:r>
+            <w:proofErr w:type="spellEnd"/>
+            <w:proofErr w:type="gramEnd"/>
+            <w:r>
+              <w:rPr>
+                <w:lang w:val="en-US"/>
+              </w:rPr>
+              <w:t>()</w:t>
+            </w:r>
+          </w:p>
+          <w:p>
+            <w:pPr>
+              <w:rPr>
+                <w:lang w:val="en-US"/>
+              </w:rPr>
+            </w:pPr>
+            <w:proofErr w:type="gramStart"/>
+            <w:r>
+              <w:rPr>
+                <w:lang w:val="en-US"/>
+              </w:rPr>
+              <w:t>.collect</w:t>
+            </w:r>
+            <w:proofErr w:type="gramEnd"/>
+            <w:r>
+              <w:rPr>
+                <w:lang w:val="en-US"/>
+              </w:rPr>
+              <w:t>(</w:t>
+            </w:r>
+            <w:proofErr w:type="spellStart"/>
+            <w:r>
+              <w:rPr>
+                <w:lang w:val="en-US"/>
+              </w:rPr>
+              <w:t>Collectors.groupingBy</w:t>
+            </w:r>
+            <w:proofErr w:type="spellEnd"/>
+            <w:r>
+              <w:rPr>
+                <w:lang w:val="en-US"/>
+              </w:rPr>
+              <w:t>(</w:t>
+            </w:r>
+          </w:p>
+          <w:p>
+            <w:pPr>
+              <w:rPr>
+                <w:lang w:val="en-US"/>
+              </w:rPr>
+            </w:pPr>
+            <w:r>
+              <w:rPr>
+                <w:lang w:val="en-US"/>
+              </w:rPr>
+              <w:t xml:space="preserve">e -&gt; </w:t>
+            </w:r>
+            <w:proofErr w:type="spellStart"/>
+            <w:proofErr w:type="gramStart"/>
+            <w:r>
+              <w:rPr>
+                <w:lang w:val="en-US"/>
+              </w:rPr>
+              <w:t>e.getSalary</w:t>
+            </w:r>
+            <w:proofErr w:type="spellEnd"/>
+            <w:proofErr w:type="gramEnd"/>
+            <w:r>
+              <w:rPr>
+                <w:lang w:val="en-US"/>
+              </w:rPr>
+              <w:t xml:space="preserve">() &gt; </w:t>
+            </w:r>
+            <w:proofErr w:type="gramStart"/>
+            <w:r>
+              <w:rPr>
+                <w:lang w:val="en-US"/>
+              </w:rPr>
+              <w:t>50000 ?</w:t>
+            </w:r>
+            <w:proofErr w:type="gramEnd"/>
+            <w:r>
+              <w:rPr>
+                <w:lang w:val="en-US"/>
+              </w:rPr>
+              <w:t xml:space="preserve"> "High</w:t>
+            </w:r>
+            <w:proofErr w:type="gramStart"/>
+            <w:r>
+              <w:rPr>
+                <w:lang w:val="en-US"/>
+              </w:rPr>
+              <w:t>" :</w:t>
+            </w:r>
+            <w:proofErr w:type="gramEnd"/>
+            <w:r>
+              <w:rPr>
+                <w:lang w:val="en-US"/>
+              </w:rPr>
+              <w:t xml:space="preserve"> "Low",</w:t>
+            </w:r>
+          </w:p>
+          <w:p>
+            <w:pPr>
+              <w:rPr>
+                <w:lang w:val="en-US"/>
+              </w:rPr>
+            </w:pPr>
+            <w:proofErr w:type="spellStart"/>
+            <w:r>
+              <w:rPr>
+                <w:lang w:val="en-US"/>
+              </w:rPr>
+              <w:t>Collectors.counting</w:t>
+            </w:r>
+            <w:proofErr w:type="spellEnd"/>
+            <w:r>
+              <w:rPr>
+                <w:lang w:val="en-US"/>
+              </w:rPr>
+              <w:t>()</w:t>
             </w:r>
           </w:p>
           <w:p>
@@ -2429,11 +3252,19 @@
                 <w:lang w:val="en-US"/>
               </w:rPr>
             </w:pPr>
-            <w:r>
-              <w:rPr>
-                <w:lang w:val="en-US"/>
-              </w:rPr>
-              <w:t>System.out.println(result);</w:t>
+            <w:proofErr w:type="spellStart"/>
+            <w:r>
+              <w:rPr>
+                <w:lang w:val="en-US"/>
+              </w:rPr>
+              <w:t>System.out.println</w:t>
+            </w:r>
+            <w:proofErr w:type="spellEnd"/>
+            <w:r>
+              <w:rPr>
+                <w:lang w:val="en-US"/>
+              </w:rPr>
+              <w:t>(result);</w:t>
             </w:r>
           </w:p>
           <w:p>
@@ -2499,7 +3330,7 @@
                 <w:lang w:val="en-US"/>
               </w:rPr>
               <w:pict w14:anchorId="12783E1B">
-                <v:rect id="_x0000_i1132" style="width:0;height:1.5pt" o:hralign="center" o:hrstd="t" o:hr="t" fillcolor="#a0a0a0" stroked="f"/>
+                <v:rect id="_x0000_i1034" style="width:0;height:1.5pt" o:hralign="center" o:hrstd="t" o:hr="t" fillcolor="#a0a0a0" stroked="f"/>
               </w:pict>
             </w:r>
           </w:p>
@@ -2552,79 +3383,163 @@
               <w:rPr>
                 <w:lang w:val="en-US"/>
               </w:rPr>
-              <w:t>List&lt;String&gt; list = Arrays.asList("Apple", "apple", "APPLE");</w:t>
-            </w:r>
-          </w:p>
-          <w:p>
-            <w:pPr>
-              <w:rPr>
-                <w:lang w:val="en-US"/>
-              </w:rPr>
-            </w:pPr>
-          </w:p>
-          <w:p>
-            <w:pPr>
-              <w:rPr>
-                <w:lang w:val="en-US"/>
-              </w:rPr>
-            </w:pPr>
-            <w:r>
-              <w:rPr>
-                <w:lang w:val="en-US"/>
-              </w:rPr>
-              <w:t>Map&lt;String, Long&gt; result =</w:t>
-            </w:r>
-          </w:p>
-          <w:p>
-            <w:pPr>
-              <w:rPr>
-                <w:lang w:val="en-US"/>
-              </w:rPr>
-            </w:pPr>
-            <w:r>
-              <w:rPr>
-                <w:lang w:val="en-US"/>
-              </w:rPr>
-              <w:t>list.stream()</w:t>
-            </w:r>
-          </w:p>
-          <w:p>
-            <w:pPr>
-              <w:rPr>
-                <w:lang w:val="en-US"/>
-              </w:rPr>
-            </w:pPr>
-            <w:r>
-              <w:rPr>
-                <w:lang w:val="en-US"/>
-              </w:rPr>
-              <w:t>.collect(Collectors.groupingBy(</w:t>
-            </w:r>
-          </w:p>
-          <w:p>
-            <w:pPr>
-              <w:rPr>
-                <w:lang w:val="en-US"/>
-              </w:rPr>
-            </w:pPr>
-            <w:r>
-              <w:rPr>
-                <w:lang w:val="en-US"/>
-              </w:rPr>
-              <w:t>s -&gt; s.toLowerCase(),</w:t>
-            </w:r>
-          </w:p>
-          <w:p>
-            <w:pPr>
-              <w:rPr>
-                <w:lang w:val="en-US"/>
-              </w:rPr>
-            </w:pPr>
-            <w:r>
-              <w:rPr>
-                <w:lang w:val="en-US"/>
-              </w:rPr>
-              <w:t>Collectors.counting()</w:t>
+              <w:t xml:space="preserve">List&lt;String&gt; list = </w:t>
+            </w:r>
+            <w:proofErr w:type="spellStart"/>
+            <w:r>
+              <w:rPr>
+                <w:lang w:val="en-US"/>
+              </w:rPr>
+              <w:t>Arrays.asList</w:t>
+            </w:r>
+            <w:proofErr w:type="spellEnd"/>
+            <w:r>
+              <w:rPr>
+                <w:lang w:val="en-US"/>
+              </w:rPr>
+              <w:t>("Apple", "apple", "APPLE");</w:t>
+            </w:r>
+          </w:p>
+          <w:p>
+            <w:pPr>
+              <w:rPr>
+                <w:lang w:val="en-US"/>
+              </w:rPr>
+            </w:pPr>
+          </w:p>
+          <w:p>
+            <w:pPr>
+              <w:rPr>
+                <w:lang w:val="en-US"/>
+              </w:rPr>
+            </w:pPr>
+            <w:r>
+              <w:rPr>
+                <w:lang w:val="en-US"/>
+              </w:rPr>
+              <w:t xml:space="preserve">Map&lt;String, </w:t>
+            </w:r>
+            <w:proofErr w:type="gramStart"/>
+            <w:r>
+              <w:rPr>
+                <w:lang w:val="en-US"/>
+              </w:rPr>
+              <w:t>Long</w:t>
+            </w:r>
+            <w:proofErr w:type="gramEnd"/>
+            <w:r>
+              <w:rPr>
+                <w:lang w:val="en-US"/>
+              </w:rPr>
+              <w:t>&gt; result =</w:t>
+            </w:r>
+          </w:p>
+          <w:p>
+            <w:pPr>
+              <w:rPr>
+                <w:lang w:val="en-US"/>
+              </w:rPr>
+            </w:pPr>
+            <w:proofErr w:type="spellStart"/>
+            <w:proofErr w:type="gramStart"/>
+            <w:r>
+              <w:rPr>
+                <w:lang w:val="en-US"/>
+              </w:rPr>
+              <w:t>list.stream</w:t>
+            </w:r>
+            <w:proofErr w:type="spellEnd"/>
+            <w:proofErr w:type="gramEnd"/>
+            <w:r>
+              <w:rPr>
+                <w:lang w:val="en-US"/>
+              </w:rPr>
+              <w:t>()</w:t>
+            </w:r>
+          </w:p>
+          <w:p>
+            <w:pPr>
+              <w:rPr>
+                <w:lang w:val="en-US"/>
+              </w:rPr>
+            </w:pPr>
+            <w:proofErr w:type="gramStart"/>
+            <w:r>
+              <w:rPr>
+                <w:lang w:val="en-US"/>
+              </w:rPr>
+              <w:t>.collect</w:t>
+            </w:r>
+            <w:proofErr w:type="gramEnd"/>
+            <w:r>
+              <w:rPr>
+                <w:lang w:val="en-US"/>
+              </w:rPr>
+              <w:t>(</w:t>
+            </w:r>
+            <w:proofErr w:type="spellStart"/>
+            <w:r>
+              <w:rPr>
+                <w:lang w:val="en-US"/>
+              </w:rPr>
+              <w:t>Collectors.groupingBy</w:t>
+            </w:r>
+            <w:proofErr w:type="spellEnd"/>
+            <w:r>
+              <w:rPr>
+                <w:lang w:val="en-US"/>
+              </w:rPr>
+              <w:t>(</w:t>
+            </w:r>
+          </w:p>
+          <w:p>
+            <w:pPr>
+              <w:rPr>
+                <w:lang w:val="en-US"/>
+              </w:rPr>
+            </w:pPr>
+            <w:r>
+              <w:rPr>
+                <w:lang w:val="en-US"/>
+              </w:rPr>
+              <w:t xml:space="preserve">s -&gt; </w:t>
+            </w:r>
+            <w:proofErr w:type="spellStart"/>
+            <w:proofErr w:type="gramStart"/>
+            <w:r>
+              <w:rPr>
+                <w:lang w:val="en-US"/>
+              </w:rPr>
+              <w:t>s.toLowerCase</w:t>
+            </w:r>
+            <w:proofErr w:type="spellEnd"/>
+            <w:proofErr w:type="gramEnd"/>
+            <w:r>
+              <w:rPr>
+                <w:lang w:val="en-US"/>
+              </w:rPr>
+              <w:t>(),</w:t>
+            </w:r>
+          </w:p>
+          <w:p>
+            <w:pPr>
+              <w:rPr>
+                <w:lang w:val="en-US"/>
+              </w:rPr>
+            </w:pPr>
+            <w:proofErr w:type="spellStart"/>
+            <w:r>
+              <w:rPr>
+                <w:lang w:val="en-US"/>
+              </w:rPr>
+              <w:t>Collectors.counting</w:t>
+            </w:r>
+            <w:proofErr w:type="spellEnd"/>
+            <w:r>
+              <w:rPr>
+                <w:lang w:val="en-US"/>
+              </w:rPr>
+              <w:t>()</w:t>
             </w:r>
           </w:p>
           <w:p>
@@ -2653,11 +3568,19 @@
                 <w:lang w:val="en-US"/>
               </w:rPr>
             </w:pPr>
-            <w:r>
-              <w:rPr>
-                <w:lang w:val="en-US"/>
-              </w:rPr>
-              <w:t>System.out.println(result);</w:t>
+            <w:proofErr w:type="spellStart"/>
+            <w:r>
+              <w:rPr>
+                <w:lang w:val="en-US"/>
+              </w:rPr>
+              <w:t>System.out.println</w:t>
+            </w:r>
+            <w:proofErr w:type="spellEnd"/>
+            <w:r>
+              <w:rPr>
+                <w:lang w:val="en-US"/>
+              </w:rPr>
+              <w:t>(result);</w:t>
             </w:r>
           </w:p>
           <w:p>
@@ -2723,7 +3646,7 @@
                 <w:lang w:val="en-US"/>
               </w:rPr>
               <w:pict w14:anchorId="29F340CA">
-                <v:rect id="_x0000_i1133" style="width:0;height:1.5pt" o:hralign="center" o:hrstd="t" o:hr="t" fillcolor="#a0a0a0" stroked="f"/>
+                <v:rect id="_x0000_i1035" style="width:0;height:1.5pt" o:hralign="center" o:hrstd="t" o:hr="t" fillcolor="#a0a0a0" stroked="f"/>
               </w:pict>
             </w:r>
           </w:p>
@@ -2750,7 +3673,25 @@
                 <w:bCs/>
                 <w:lang w:val="en-US"/>
               </w:rPr>
-              <w:t xml:space="preserve"> 9. Frequency Using Map.merge() (Alternative Way)</w:t>
+              <w:t xml:space="preserve"> 9. Frequency Using </w:t>
+            </w:r>
+            <w:proofErr w:type="spellStart"/>
+            <w:r>
+              <w:rPr>
+                <w:b/>
+                <w:bCs/>
+                <w:lang w:val="en-US"/>
+              </w:rPr>
+              <w:t>Map.merge</w:t>
+            </w:r>
+            <w:proofErr w:type="spellEnd"/>
+            <w:r>
+              <w:rPr>
+                <w:b/>
+                <w:bCs/>
+                <w:lang w:val="en-US"/>
+              </w:rPr>
+              <w:t>() (Alternative Way)</w:t>
             </w:r>
           </w:p>
           <w:p>
@@ -2776,68 +3717,50 @@
               <w:rPr>
                 <w:lang w:val="en-US"/>
               </w:rPr>
-              <w:t>List&lt;String&gt; list = Arrays.asList("a", "b", "a", "c");</w:t>
-            </w:r>
-          </w:p>
-          <w:p>
-            <w:pPr>
-              <w:rPr>
-                <w:lang w:val="en-US"/>
-              </w:rPr>
-            </w:pPr>
-          </w:p>
-          <w:p>
-            <w:pPr>
-              <w:rPr>
-                <w:lang w:val="en-US"/>
-              </w:rPr>
-            </w:pPr>
-            <w:r>
-              <w:rPr>
-                <w:lang w:val="en-US"/>
-              </w:rPr>
-              <w:t>Map&lt;String, Integer&gt; map = new HashMap&lt;&gt;();</w:t>
-            </w:r>
-          </w:p>
-          <w:p>
-            <w:pPr>
-              <w:rPr>
-                <w:lang w:val="en-US"/>
-              </w:rPr>
-            </w:pPr>
-          </w:p>
-          <w:p>
-            <w:pPr>
-              <w:rPr>
-                <w:lang w:val="en-US"/>
-              </w:rPr>
-            </w:pPr>
-            <w:r>
-              <w:rPr>
-                <w:lang w:val="en-US"/>
-              </w:rPr>
-              <w:t>list.forEach(s -&gt;</w:t>
-            </w:r>
-          </w:p>
-          <w:p>
-            <w:pPr>
-              <w:rPr>
-                <w:lang w:val="en-US"/>
-              </w:rPr>
-            </w:pPr>
-            <w:r>
-              <w:rPr>
-                <w:lang w:val="en-US"/>
-              </w:rPr>
-              <w:t>map.merge(s, 1, Integer::sum)</w:t>
-            </w:r>
-          </w:p>
-          <w:p>
-            <w:pPr>
-              <w:rPr>
-                <w:lang w:val="en-US"/>
-              </w:rPr>
-            </w:pPr>
+              <w:t xml:space="preserve">List&lt;String&gt; list = </w:t>
+            </w:r>
+            <w:proofErr w:type="spellStart"/>
+            <w:r>
+              <w:rPr>
+                <w:lang w:val="en-US"/>
+              </w:rPr>
+              <w:t>Arrays.asList</w:t>
+            </w:r>
+            <w:proofErr w:type="spellEnd"/>
+            <w:r>
+              <w:rPr>
+                <w:lang w:val="en-US"/>
+              </w:rPr>
+              <w:t>("a", "b", "a", "c");</w:t>
+            </w:r>
+          </w:p>
+          <w:p>
+            <w:pPr>
+              <w:rPr>
+                <w:lang w:val="en-US"/>
+              </w:rPr>
+            </w:pPr>
+          </w:p>
+          <w:p>
+            <w:pPr>
+              <w:rPr>
+                <w:lang w:val="en-US"/>
+              </w:rPr>
+            </w:pPr>
+            <w:r>
+              <w:rPr>
+                <w:lang w:val="en-US"/>
+              </w:rPr>
+              <w:t>Map&lt;String, Integer&gt; map = new HashMap&lt;</w:t>
+            </w:r>
+            <w:proofErr w:type="gramStart"/>
+            <w:r>
+              <w:rPr>
+                <w:lang w:val="en-US"/>
+              </w:rPr>
+              <w:t>&gt;(</w:t>
+            </w:r>
+            <w:proofErr w:type="gramEnd"/>
             <w:r>
               <w:rPr>
                 <w:lang w:val="en-US"/>
@@ -2858,11 +3781,99 @@
                 <w:lang w:val="en-US"/>
               </w:rPr>
             </w:pPr>
-            <w:r>
-              <w:rPr>
-                <w:lang w:val="en-US"/>
-              </w:rPr>
-              <w:t>System.out.println(map);</w:t>
+            <w:proofErr w:type="spellStart"/>
+            <w:proofErr w:type="gramStart"/>
+            <w:r>
+              <w:rPr>
+                <w:lang w:val="en-US"/>
+              </w:rPr>
+              <w:t>list.forEach</w:t>
+            </w:r>
+            <w:proofErr w:type="spellEnd"/>
+            <w:proofErr w:type="gramEnd"/>
+            <w:r>
+              <w:rPr>
+                <w:lang w:val="en-US"/>
+              </w:rPr>
+              <w:t>(s -&gt;</w:t>
+            </w:r>
+          </w:p>
+          <w:p>
+            <w:pPr>
+              <w:rPr>
+                <w:lang w:val="en-US"/>
+              </w:rPr>
+            </w:pPr>
+            <w:proofErr w:type="spellStart"/>
+            <w:proofErr w:type="gramStart"/>
+            <w:r>
+              <w:rPr>
+                <w:lang w:val="en-US"/>
+              </w:rPr>
+              <w:t>map.merge</w:t>
+            </w:r>
+            <w:proofErr w:type="spellEnd"/>
+            <w:proofErr w:type="gramEnd"/>
+            <w:r>
+              <w:rPr>
+                <w:lang w:val="en-US"/>
+              </w:rPr>
+              <w:t xml:space="preserve">(s, 1, </w:t>
+            </w:r>
+            <w:proofErr w:type="gramStart"/>
+            <w:r>
+              <w:rPr>
+                <w:lang w:val="en-US"/>
+              </w:rPr>
+              <w:t>Integer::</w:t>
+            </w:r>
+            <w:proofErr w:type="gramEnd"/>
+            <w:r>
+              <w:rPr>
+                <w:lang w:val="en-US"/>
+              </w:rPr>
+              <w:t>sum)</w:t>
+            </w:r>
+          </w:p>
+          <w:p>
+            <w:pPr>
+              <w:rPr>
+                <w:lang w:val="en-US"/>
+              </w:rPr>
+            </w:pPr>
+            <w:r>
+              <w:rPr>
+                <w:lang w:val="en-US"/>
+              </w:rPr>
+              <w:t>);</w:t>
+            </w:r>
+          </w:p>
+          <w:p>
+            <w:pPr>
+              <w:rPr>
+                <w:lang w:val="en-US"/>
+              </w:rPr>
+            </w:pPr>
+          </w:p>
+          <w:p>
+            <w:pPr>
+              <w:rPr>
+                <w:lang w:val="en-US"/>
+              </w:rPr>
+            </w:pPr>
+            <w:proofErr w:type="spellStart"/>
+            <w:r>
+              <w:rPr>
+                <w:lang w:val="en-US"/>
+              </w:rPr>
+              <w:t>System.out.println</w:t>
+            </w:r>
+            <w:proofErr w:type="spellEnd"/>
+            <w:r>
+              <w:rPr>
+                <w:lang w:val="en-US"/>
+              </w:rPr>
+              <w:t>(map);</w:t>
             </w:r>
           </w:p>
           <w:p>
@@ -2928,7 +3939,7 @@
                 <w:lang w:val="en-US"/>
               </w:rPr>
               <w:pict w14:anchorId="74095AF3">
-                <v:rect id="_x0000_i1134" style="width:0;height:1.5pt" o:hralign="center" o:hrstd="t" o:hr="t" fillcolor="#a0a0a0" stroked="f"/>
+                <v:rect id="_x0000_i1036" style="width:0;height:1.5pt" o:hralign="center" o:hrstd="t" o:hr="t" fillcolor="#a0a0a0" stroked="f"/>
               </w:pict>
             </w:r>
           </w:p>
@@ -2968,6 +3979,7 @@
               <w:rPr>
                 <w:lang w:val="en-US"/>
               </w:rPr>
+              <w:lastRenderedPageBreak/>
               <w:t>Java</w:t>
             </w:r>
           </w:p>
@@ -2981,60 +3993,121 @@
               <w:rPr>
                 <w:lang w:val="en-US"/>
               </w:rPr>
-              <w:t>Map&lt;String, Long&gt; sorted =</w:t>
-            </w:r>
-          </w:p>
-          <w:p>
-            <w:pPr>
-              <w:rPr>
-                <w:lang w:val="en-US"/>
-              </w:rPr>
-            </w:pPr>
-            <w:r>
-              <w:rPr>
-                <w:lang w:val="en-US"/>
-              </w:rPr>
-              <w:t>list.stream()</w:t>
-            </w:r>
-          </w:p>
-          <w:p>
-            <w:pPr>
-              <w:rPr>
-                <w:lang w:val="en-US"/>
-              </w:rPr>
-            </w:pPr>
-            <w:r>
-              <w:rPr>
-                <w:lang w:val="en-US"/>
-              </w:rPr>
-              <w:t>.collect(Collectors.groupingBy(</w:t>
-            </w:r>
-          </w:p>
-          <w:p>
-            <w:pPr>
-              <w:rPr>
-                <w:lang w:val="en-US"/>
-              </w:rPr>
-            </w:pPr>
-            <w:r>
-              <w:rPr>
-                <w:lang w:val="en-US"/>
-              </w:rPr>
-              <w:lastRenderedPageBreak/>
-              <w:t>Function.identity(),</w:t>
-            </w:r>
-          </w:p>
-          <w:p>
-            <w:pPr>
-              <w:rPr>
-                <w:lang w:val="en-US"/>
-              </w:rPr>
-            </w:pPr>
-            <w:r>
-              <w:rPr>
-                <w:lang w:val="en-US"/>
-              </w:rPr>
-              <w:t>Collectors.counting()</w:t>
+              <w:t xml:space="preserve">Map&lt;String, </w:t>
+            </w:r>
+            <w:proofErr w:type="gramStart"/>
+            <w:r>
+              <w:rPr>
+                <w:lang w:val="en-US"/>
+              </w:rPr>
+              <w:t>Long</w:t>
+            </w:r>
+            <w:proofErr w:type="gramEnd"/>
+            <w:r>
+              <w:rPr>
+                <w:lang w:val="en-US"/>
+              </w:rPr>
+              <w:t>&gt; sorted =</w:t>
+            </w:r>
+          </w:p>
+          <w:p>
+            <w:pPr>
+              <w:rPr>
+                <w:lang w:val="en-US"/>
+              </w:rPr>
+            </w:pPr>
+            <w:proofErr w:type="spellStart"/>
+            <w:proofErr w:type="gramStart"/>
+            <w:r>
+              <w:rPr>
+                <w:lang w:val="en-US"/>
+              </w:rPr>
+              <w:t>list.stream</w:t>
+            </w:r>
+            <w:proofErr w:type="spellEnd"/>
+            <w:proofErr w:type="gramEnd"/>
+            <w:r>
+              <w:rPr>
+                <w:lang w:val="en-US"/>
+              </w:rPr>
+              <w:t>()</w:t>
+            </w:r>
+          </w:p>
+          <w:p>
+            <w:pPr>
+              <w:rPr>
+                <w:lang w:val="en-US"/>
+              </w:rPr>
+            </w:pPr>
+            <w:proofErr w:type="gramStart"/>
+            <w:r>
+              <w:rPr>
+                <w:lang w:val="en-US"/>
+              </w:rPr>
+              <w:t>.collect</w:t>
+            </w:r>
+            <w:proofErr w:type="gramEnd"/>
+            <w:r>
+              <w:rPr>
+                <w:lang w:val="en-US"/>
+              </w:rPr>
+              <w:t>(</w:t>
+            </w:r>
+            <w:proofErr w:type="spellStart"/>
+            <w:r>
+              <w:rPr>
+                <w:lang w:val="en-US"/>
+              </w:rPr>
+              <w:t>Collectors.groupingBy</w:t>
+            </w:r>
+            <w:proofErr w:type="spellEnd"/>
+            <w:r>
+              <w:rPr>
+                <w:lang w:val="en-US"/>
+              </w:rPr>
+              <w:t>(</w:t>
+            </w:r>
+          </w:p>
+          <w:p>
+            <w:pPr>
+              <w:rPr>
+                <w:lang w:val="en-US"/>
+              </w:rPr>
+            </w:pPr>
+            <w:proofErr w:type="spellStart"/>
+            <w:r>
+              <w:rPr>
+                <w:lang w:val="en-US"/>
+              </w:rPr>
+              <w:t>Function.identity</w:t>
+            </w:r>
+            <w:proofErr w:type="spellEnd"/>
+            <w:r>
+              <w:rPr>
+                <w:lang w:val="en-US"/>
+              </w:rPr>
+              <w:t>(),</w:t>
+            </w:r>
+          </w:p>
+          <w:p>
+            <w:pPr>
+              <w:rPr>
+                <w:lang w:val="en-US"/>
+              </w:rPr>
+            </w:pPr>
+            <w:proofErr w:type="spellStart"/>
+            <w:r>
+              <w:rPr>
+                <w:lang w:val="en-US"/>
+              </w:rPr>
+              <w:t>Collectors.counting</w:t>
+            </w:r>
+            <w:proofErr w:type="spellEnd"/>
+            <w:r>
+              <w:rPr>
+                <w:lang w:val="en-US"/>
+              </w:rPr>
+              <w:t>()</w:t>
             </w:r>
           </w:p>
           <w:p>
@@ -3056,63 +4129,235 @@
                 <w:lang w:val="en-US"/>
               </w:rPr>
             </w:pPr>
-            <w:r>
-              <w:rPr>
-                <w:lang w:val="en-US"/>
-              </w:rPr>
-              <w:t>.entrySet().stream()</w:t>
-            </w:r>
-          </w:p>
-          <w:p>
-            <w:pPr>
-              <w:rPr>
-                <w:lang w:val="en-US"/>
-              </w:rPr>
-            </w:pPr>
-            <w:r>
-              <w:rPr>
-                <w:lang w:val="en-US"/>
-              </w:rPr>
-              <w:t>.sorted(Map.Entry.&lt;String, Long&gt;comparingByValue().reversed())</w:t>
-            </w:r>
-          </w:p>
-          <w:p>
-            <w:pPr>
-              <w:rPr>
-                <w:lang w:val="en-US"/>
-              </w:rPr>
-            </w:pPr>
-            <w:r>
-              <w:rPr>
-                <w:lang w:val="en-US"/>
-              </w:rPr>
-              <w:t>.collect(Collectors.toMap(</w:t>
-            </w:r>
-          </w:p>
-          <w:p>
-            <w:pPr>
-              <w:rPr>
-                <w:lang w:val="en-US"/>
-              </w:rPr>
-            </w:pPr>
-            <w:r>
-              <w:rPr>
-                <w:lang w:val="en-US"/>
-              </w:rPr>
-              <w:t>Map.Entry::getKey,</w:t>
-            </w:r>
-          </w:p>
-          <w:p>
-            <w:pPr>
-              <w:rPr>
-                <w:lang w:val="en-US"/>
-              </w:rPr>
-            </w:pPr>
-            <w:r>
-              <w:rPr>
-                <w:lang w:val="en-US"/>
-              </w:rPr>
-              <w:t>Map.Entry::getValue,</w:t>
+            <w:proofErr w:type="gramStart"/>
+            <w:r>
+              <w:rPr>
+                <w:lang w:val="en-US"/>
+              </w:rPr>
+              <w:t>.</w:t>
+            </w:r>
+            <w:proofErr w:type="spellStart"/>
+            <w:r>
+              <w:rPr>
+                <w:lang w:val="en-US"/>
+              </w:rPr>
+              <w:t>entrySet</w:t>
+            </w:r>
+            <w:proofErr w:type="spellEnd"/>
+            <w:proofErr w:type="gramEnd"/>
+            <w:r>
+              <w:rPr>
+                <w:lang w:val="en-US"/>
+              </w:rPr>
+              <w:t>(</w:t>
+            </w:r>
+            <w:proofErr w:type="gramStart"/>
+            <w:r>
+              <w:rPr>
+                <w:lang w:val="en-US"/>
+              </w:rPr>
+              <w:t>).stream</w:t>
+            </w:r>
+            <w:proofErr w:type="gramEnd"/>
+            <w:r>
+              <w:rPr>
+                <w:lang w:val="en-US"/>
+              </w:rPr>
+              <w:t>()</w:t>
+            </w:r>
+          </w:p>
+          <w:p>
+            <w:pPr>
+              <w:rPr>
+                <w:lang w:val="en-US"/>
+              </w:rPr>
+            </w:pPr>
+            <w:proofErr w:type="gramStart"/>
+            <w:r>
+              <w:rPr>
+                <w:lang w:val="en-US"/>
+              </w:rPr>
+              <w:t>.sorted</w:t>
+            </w:r>
+            <w:proofErr w:type="gramEnd"/>
+            <w:r>
+              <w:rPr>
+                <w:lang w:val="en-US"/>
+              </w:rPr>
+              <w:t>(</w:t>
+            </w:r>
+            <w:proofErr w:type="spellStart"/>
+            <w:proofErr w:type="gramStart"/>
+            <w:r>
+              <w:rPr>
+                <w:lang w:val="en-US"/>
+              </w:rPr>
+              <w:t>Map.Entry</w:t>
+            </w:r>
+            <w:proofErr w:type="spellEnd"/>
+            <w:r>
+              <w:rPr>
+                <w:lang w:val="en-US"/>
+              </w:rPr>
+              <w:t>.&lt;</w:t>
+            </w:r>
+            <w:proofErr w:type="gramEnd"/>
+            <w:r>
+              <w:rPr>
+                <w:lang w:val="en-US"/>
+              </w:rPr>
+              <w:t xml:space="preserve">String, </w:t>
+            </w:r>
+            <w:proofErr w:type="gramStart"/>
+            <w:r>
+              <w:rPr>
+                <w:lang w:val="en-US"/>
+              </w:rPr>
+              <w:t>Long</w:t>
+            </w:r>
+            <w:proofErr w:type="gramEnd"/>
+            <w:r>
+              <w:rPr>
+                <w:lang w:val="en-US"/>
+              </w:rPr>
+              <w:t>&gt;</w:t>
+            </w:r>
+            <w:proofErr w:type="spellStart"/>
+            <w:r>
+              <w:rPr>
+                <w:lang w:val="en-US"/>
+              </w:rPr>
+              <w:t>comparingByValue</w:t>
+            </w:r>
+            <w:proofErr w:type="spellEnd"/>
+            <w:r>
+              <w:rPr>
+                <w:lang w:val="en-US"/>
+              </w:rPr>
+              <w:t>(</w:t>
+            </w:r>
+            <w:proofErr w:type="gramStart"/>
+            <w:r>
+              <w:rPr>
+                <w:lang w:val="en-US"/>
+              </w:rPr>
+              <w:t>).reversed</w:t>
+            </w:r>
+            <w:proofErr w:type="gramEnd"/>
+            <w:r>
+              <w:rPr>
+                <w:lang w:val="en-US"/>
+              </w:rPr>
+              <w:t>())</w:t>
+            </w:r>
+          </w:p>
+          <w:p>
+            <w:pPr>
+              <w:rPr>
+                <w:lang w:val="en-US"/>
+              </w:rPr>
+            </w:pPr>
+            <w:proofErr w:type="gramStart"/>
+            <w:r>
+              <w:rPr>
+                <w:lang w:val="en-US"/>
+              </w:rPr>
+              <w:t>.collect</w:t>
+            </w:r>
+            <w:proofErr w:type="gramEnd"/>
+            <w:r>
+              <w:rPr>
+                <w:lang w:val="en-US"/>
+              </w:rPr>
+              <w:t>(</w:t>
+            </w:r>
+            <w:proofErr w:type="spellStart"/>
+            <w:r>
+              <w:rPr>
+                <w:lang w:val="en-US"/>
+              </w:rPr>
+              <w:t>Collectors.toMap</w:t>
+            </w:r>
+            <w:proofErr w:type="spellEnd"/>
+            <w:r>
+              <w:rPr>
+                <w:lang w:val="en-US"/>
+              </w:rPr>
+              <w:t>(</w:t>
+            </w:r>
+          </w:p>
+          <w:p>
+            <w:pPr>
+              <w:rPr>
+                <w:lang w:val="en-US"/>
+              </w:rPr>
+            </w:pPr>
+            <w:proofErr w:type="spellStart"/>
+            <w:proofErr w:type="gramStart"/>
+            <w:r>
+              <w:rPr>
+                <w:lang w:val="en-US"/>
+              </w:rPr>
+              <w:t>Map.Entry</w:t>
+            </w:r>
+            <w:proofErr w:type="spellEnd"/>
+            <w:r>
+              <w:rPr>
+                <w:lang w:val="en-US"/>
+              </w:rPr>
+              <w:t>::</w:t>
+            </w:r>
+            <w:proofErr w:type="spellStart"/>
+            <w:proofErr w:type="gramEnd"/>
+            <w:r>
+              <w:rPr>
+                <w:lang w:val="en-US"/>
+              </w:rPr>
+              <w:t>getKey</w:t>
+            </w:r>
+            <w:proofErr w:type="spellEnd"/>
+            <w:r>
+              <w:rPr>
+                <w:lang w:val="en-US"/>
+              </w:rPr>
+              <w:t>,</w:t>
+            </w:r>
+          </w:p>
+          <w:p>
+            <w:pPr>
+              <w:rPr>
+                <w:lang w:val="en-US"/>
+              </w:rPr>
+            </w:pPr>
+            <w:proofErr w:type="spellStart"/>
+            <w:proofErr w:type="gramStart"/>
+            <w:r>
+              <w:rPr>
+                <w:lang w:val="en-US"/>
+              </w:rPr>
+              <w:t>Map.Entry</w:t>
+            </w:r>
+            <w:proofErr w:type="spellEnd"/>
+            <w:r>
+              <w:rPr>
+                <w:lang w:val="en-US"/>
+              </w:rPr>
+              <w:t>::</w:t>
+            </w:r>
+            <w:proofErr w:type="spellStart"/>
+            <w:proofErr w:type="gramEnd"/>
+            <w:r>
+              <w:rPr>
+                <w:lang w:val="en-US"/>
+              </w:rPr>
+              <w:t>getValue</w:t>
+            </w:r>
+            <w:proofErr w:type="spellEnd"/>
+            <w:r>
+              <w:rPr>
+                <w:lang w:val="en-US"/>
+              </w:rPr>
+              <w:t>,</w:t>
             </w:r>
           </w:p>
           <w:p>
@@ -3134,11 +4379,27 @@
                 <w:lang w:val="en-US"/>
               </w:rPr>
             </w:pPr>
-            <w:r>
-              <w:rPr>
-                <w:lang w:val="en-US"/>
-              </w:rPr>
-              <w:t>LinkedHashMap::new</w:t>
+            <w:proofErr w:type="spellStart"/>
+            <w:proofErr w:type="gramStart"/>
+            <w:r>
+              <w:rPr>
+                <w:lang w:val="en-US"/>
+              </w:rPr>
+              <w:t>LinkedHashMap</w:t>
+            </w:r>
+            <w:proofErr w:type="spellEnd"/>
+            <w:r>
+              <w:rPr>
+                <w:lang w:val="en-US"/>
+              </w:rPr>
+              <w:t>::</w:t>
+            </w:r>
+            <w:proofErr w:type="gramEnd"/>
+            <w:r>
+              <w:rPr>
+                <w:lang w:val="en-US"/>
+              </w:rPr>
+              <w:t>new</w:t>
             </w:r>
           </w:p>
           <w:p>
@@ -3167,11 +4428,19 @@
                 <w:lang w:val="en-US"/>
               </w:rPr>
             </w:pPr>
-            <w:r>
-              <w:rPr>
-                <w:lang w:val="en-US"/>
-              </w:rPr>
-              <w:t>System.out.println(sorted);</w:t>
+            <w:proofErr w:type="spellStart"/>
+            <w:r>
+              <w:rPr>
+                <w:lang w:val="en-US"/>
+              </w:rPr>
+              <w:t>System.out.println</w:t>
+            </w:r>
+            <w:proofErr w:type="spellEnd"/>
+            <w:r>
+              <w:rPr>
+                <w:lang w:val="en-US"/>
+              </w:rPr>
+              <w:t>(sorted);</w:t>
             </w:r>
           </w:p>
           <w:p>
@@ -3237,7 +4506,7 @@
                 <w:lang w:val="en-US"/>
               </w:rPr>
               <w:pict w14:anchorId="25F306C1">
-                <v:rect id="_x0000_i1135" style="width:0;height:1.5pt" o:hralign="center" o:hrstd="t" o:hr="t" fillcolor="#a0a0a0" stroked="f"/>
+                <v:rect id="_x0000_i1037" style="width:0;height:1.5pt" o:hralign="center" o:hrstd="t" o:hr="t" fillcolor="#a0a0a0" stroked="f"/>
               </w:pict>
             </w:r>
           </w:p>
@@ -3306,11 +4575,49 @@
                 <w:lang w:val="en-US"/>
               </w:rPr>
             </w:pPr>
-            <w:r>
-              <w:rPr>
-                <w:lang w:val="en-US"/>
-              </w:rPr>
-              <w:t>groupingBy(Function.identity(), counting())</w:t>
+            <w:proofErr w:type="spellStart"/>
+            <w:proofErr w:type="gramStart"/>
+            <w:r>
+              <w:rPr>
+                <w:lang w:val="en-US"/>
+              </w:rPr>
+              <w:t>groupingBy</w:t>
+            </w:r>
+            <w:proofErr w:type="spellEnd"/>
+            <w:r>
+              <w:rPr>
+                <w:lang w:val="en-US"/>
+              </w:rPr>
+              <w:t>(</w:t>
+            </w:r>
+            <w:proofErr w:type="spellStart"/>
+            <w:proofErr w:type="gramEnd"/>
+            <w:r>
+              <w:rPr>
+                <w:lang w:val="en-US"/>
+              </w:rPr>
+              <w:t>Function.identity</w:t>
+            </w:r>
+            <w:proofErr w:type="spellEnd"/>
+            <w:r>
+              <w:rPr>
+                <w:lang w:val="en-US"/>
+              </w:rPr>
+              <w:t xml:space="preserve">(), </w:t>
+            </w:r>
+            <w:proofErr w:type="gramStart"/>
+            <w:r>
+              <w:rPr>
+                <w:lang w:val="en-US"/>
+              </w:rPr>
+              <w:t>counting(</w:t>
+            </w:r>
+            <w:proofErr w:type="gramEnd"/>
+            <w:r>
+              <w:rPr>
+                <w:lang w:val="en-US"/>
+              </w:rPr>
+              <w:t>))</w:t>
             </w:r>
           </w:p>
           <w:p>
@@ -3337,7 +4644,7 @@
                 <w:lang w:val="en-US"/>
               </w:rPr>
               <w:pict w14:anchorId="7756D1EF">
-                <v:rect id="_x0000_i1136" style="width:0;height:1.5pt" o:hralign="center" o:hrstd="t" o:hr="t" fillcolor="#a0a0a0" stroked="f"/>
+                <v:rect id="_x0000_i1038" style="width:0;height:1.5pt" o:hralign="center" o:hrstd="t" o:hr="t" fillcolor="#a0a0a0" stroked="f"/>
               </w:pict>
             </w:r>
           </w:p>
@@ -3502,11 +4809,19 @@
                       <w:lang w:val="en-US"/>
                     </w:rPr>
                   </w:pPr>
+                  <w:proofErr w:type="spellStart"/>
                   <w:r>
                     <w:rPr>
                       <w:lang w:val="en-US"/>
                     </w:rPr>
-                    <w:t>groupingBy(identity)</w:t>
+                    <w:t>groupingBy</w:t>
+                  </w:r>
+                  <w:proofErr w:type="spellEnd"/>
+                  <w:r>
+                    <w:rPr>
+                      <w:lang w:val="en-US"/>
+                    </w:rPr>
+                    <w:t>(identity)</w:t>
                   </w:r>
                 </w:p>
               </w:tc>
@@ -3561,12 +4876,28 @@
                       <w:lang w:val="en-US"/>
                     </w:rPr>
                   </w:pPr>
+                  <w:proofErr w:type="gramStart"/>
                   <w:r>
                     <w:rPr>
                       <w:lang w:val="en-US"/>
                     </w:rPr>
-                    <w:t>chars() + groupingBy</w:t>
+                    <w:t>chars(</w:t>
                   </w:r>
+                  <w:proofErr w:type="gramEnd"/>
+                  <w:r>
+                    <w:rPr>
+                      <w:lang w:val="en-US"/>
+                    </w:rPr>
+                    <w:t xml:space="preserve">) + </w:t>
+                  </w:r>
+                  <w:proofErr w:type="spellStart"/>
+                  <w:r>
+                    <w:rPr>
+                      <w:lang w:val="en-US"/>
+                    </w:rPr>
+                    <w:t>groupingBy</w:t>
+                  </w:r>
+                  <w:proofErr w:type="spellEnd"/>
                 </w:p>
               </w:tc>
             </w:tr>
@@ -3620,11 +4951,19 @@
                       <w:lang w:val="en-US"/>
                     </w:rPr>
                   </w:pPr>
+                  <w:proofErr w:type="spellStart"/>
                   <w:r>
                     <w:rPr>
                       <w:lang w:val="en-US"/>
                     </w:rPr>
-                    <w:t>groupingBy(identity)</w:t>
+                    <w:t>groupingBy</w:t>
+                  </w:r>
+                  <w:proofErr w:type="spellEnd"/>
+                  <w:r>
+                    <w:rPr>
+                      <w:lang w:val="en-US"/>
+                    </w:rPr>
+                    <w:t>(identity)</w:t>
                   </w:r>
                 </w:p>
               </w:tc>
@@ -3679,11 +5018,19 @@
                       <w:lang w:val="en-US"/>
                     </w:rPr>
                   </w:pPr>
+                  <w:proofErr w:type="spellStart"/>
                   <w:r>
                     <w:rPr>
                       <w:lang w:val="en-US"/>
                     </w:rPr>
-                    <w:t>groupingBy(identity)</w:t>
+                    <w:t>groupingBy</w:t>
+                  </w:r>
+                  <w:proofErr w:type="spellEnd"/>
+                  <w:r>
+                    <w:rPr>
+                      <w:lang w:val="en-US"/>
+                    </w:rPr>
+                    <w:t>(identity)</w:t>
                   </w:r>
                 </w:p>
               </w:tc>
@@ -3738,11 +5085,19 @@
                       <w:lang w:val="en-US"/>
                     </w:rPr>
                   </w:pPr>
+                  <w:proofErr w:type="spellStart"/>
                   <w:r>
                     <w:rPr>
                       <w:lang w:val="en-US"/>
                     </w:rPr>
-                    <w:t>groupingBy(identity)</w:t>
+                    <w:t>groupingBy</w:t>
+                  </w:r>
+                  <w:proofErr w:type="spellEnd"/>
+                  <w:r>
+                    <w:rPr>
+                      <w:lang w:val="en-US"/>
+                    </w:rPr>
+                    <w:t>(identity)</w:t>
                   </w:r>
                 </w:p>
               </w:tc>
@@ -3797,11 +5152,33 @@
                       <w:lang w:val="en-US"/>
                     </w:rPr>
                   </w:pPr>
+                  <w:proofErr w:type="spellStart"/>
                   <w:r>
                     <w:rPr>
                       <w:lang w:val="en-US"/>
                     </w:rPr>
-                    <w:t>groupingBy(objectField)</w:t>
+                    <w:t>groupingBy</w:t>
+                  </w:r>
+                  <w:proofErr w:type="spellEnd"/>
+                  <w:r>
+                    <w:rPr>
+                      <w:lang w:val="en-US"/>
+                    </w:rPr>
+                    <w:t>(</w:t>
+                  </w:r>
+                  <w:proofErr w:type="spellStart"/>
+                  <w:r>
+                    <w:rPr>
+                      <w:lang w:val="en-US"/>
+                    </w:rPr>
+                    <w:t>objectField</w:t>
+                  </w:r>
+                  <w:proofErr w:type="spellEnd"/>
+                  <w:r>
+                    <w:rPr>
+                      <w:lang w:val="en-US"/>
+                    </w:rPr>
+                    <w:t>)</w:t>
                   </w:r>
                 </w:p>
               </w:tc>
@@ -3913,7 +5290,25 @@
                 <w:bCs/>
                 <w:lang w:val="en-US"/>
               </w:rPr>
-              <w:t xml:space="preserve"> When Function.identity() is NOT used</w:t>
+              <w:t xml:space="preserve"> When </w:t>
+            </w:r>
+            <w:proofErr w:type="spellStart"/>
+            <w:r>
+              <w:rPr>
+                <w:b/>
+                <w:bCs/>
+                <w:lang w:val="en-US"/>
+              </w:rPr>
+              <w:t>Function.identity</w:t>
+            </w:r>
+            <w:proofErr w:type="spellEnd"/>
+            <w:r>
+              <w:rPr>
+                <w:b/>
+                <w:bCs/>
+                <w:lang w:val="en-US"/>
+              </w:rPr>
+              <w:t>() is NOT used</w:t>
             </w:r>
           </w:p>
           <w:p>
@@ -3989,7 +5384,7 @@
                 <w:lang w:val="en-US"/>
               </w:rPr>
               <w:pict w14:anchorId="499BD7D2">
-                <v:rect id="_x0000_i1237" style="width:0;height:1.5pt" o:hralign="center" o:hrstd="t" o:hr="t" fillcolor="#a0a0a0" stroked="f"/>
+                <v:rect id="_x0000_i1039" style="width:0;height:1.5pt" o:hralign="center" o:hrstd="t" o:hr="t" fillcolor="#a0a0a0" stroked="f"/>
               </w:pict>
             </w:r>
           </w:p>
@@ -4042,46 +5437,109 @@
               <w:rPr>
                 <w:lang w:val="en-US"/>
               </w:rPr>
-              <w:t>Map&lt;String, Long&gt; result =</w:t>
-            </w:r>
-          </w:p>
-          <w:p>
-            <w:pPr>
-              <w:rPr>
-                <w:lang w:val="en-US"/>
-              </w:rPr>
-            </w:pPr>
-            <w:r>
-              <w:rPr>
-                <w:lang w:val="en-US"/>
-              </w:rPr>
-              <w:t>employees.stream()</w:t>
-            </w:r>
-          </w:p>
-          <w:p>
-            <w:pPr>
-              <w:rPr>
-                <w:lang w:val="en-US"/>
-              </w:rPr>
-            </w:pPr>
-            <w:r>
-              <w:rPr>
-                <w:lang w:val="en-US"/>
-              </w:rPr>
-              <w:t>.collect(Collectors.groupingBy(</w:t>
-            </w:r>
-          </w:p>
-          <w:p>
-            <w:pPr>
-              <w:rPr>
-                <w:lang w:val="en-US"/>
-              </w:rPr>
-            </w:pPr>
-            <w:r>
-              <w:rPr>
-                <w:lang w:val="en-US"/>
-              </w:rPr>
-              <w:t xml:space="preserve">Employee::getDepartment, // </w:t>
+              <w:t xml:space="preserve">Map&lt;String, </w:t>
+            </w:r>
+            <w:proofErr w:type="gramStart"/>
+            <w:r>
+              <w:rPr>
+                <w:lang w:val="en-US"/>
+              </w:rPr>
+              <w:t>Long</w:t>
+            </w:r>
+            <w:proofErr w:type="gramEnd"/>
+            <w:r>
+              <w:rPr>
+                <w:lang w:val="en-US"/>
+              </w:rPr>
+              <w:t>&gt; result =</w:t>
+            </w:r>
+          </w:p>
+          <w:p>
+            <w:pPr>
+              <w:rPr>
+                <w:lang w:val="en-US"/>
+              </w:rPr>
+            </w:pPr>
+            <w:proofErr w:type="spellStart"/>
+            <w:proofErr w:type="gramStart"/>
+            <w:r>
+              <w:rPr>
+                <w:lang w:val="en-US"/>
+              </w:rPr>
+              <w:t>employees.stream</w:t>
+            </w:r>
+            <w:proofErr w:type="spellEnd"/>
+            <w:proofErr w:type="gramEnd"/>
+            <w:r>
+              <w:rPr>
+                <w:lang w:val="en-US"/>
+              </w:rPr>
+              <w:t>()</w:t>
+            </w:r>
+          </w:p>
+          <w:p>
+            <w:pPr>
+              <w:rPr>
+                <w:lang w:val="en-US"/>
+              </w:rPr>
+            </w:pPr>
+            <w:proofErr w:type="gramStart"/>
+            <w:r>
+              <w:rPr>
+                <w:lang w:val="en-US"/>
+              </w:rPr>
+              <w:t>.collect</w:t>
+            </w:r>
+            <w:proofErr w:type="gramEnd"/>
+            <w:r>
+              <w:rPr>
+                <w:lang w:val="en-US"/>
+              </w:rPr>
+              <w:t>(</w:t>
+            </w:r>
+            <w:proofErr w:type="spellStart"/>
+            <w:r>
+              <w:rPr>
+                <w:lang w:val="en-US"/>
+              </w:rPr>
+              <w:t>Collectors.groupingBy</w:t>
+            </w:r>
+            <w:proofErr w:type="spellEnd"/>
+            <w:r>
+              <w:rPr>
+                <w:lang w:val="en-US"/>
+              </w:rPr>
+              <w:t>(</w:t>
+            </w:r>
+          </w:p>
+          <w:p>
+            <w:pPr>
+              <w:rPr>
+                <w:lang w:val="en-US"/>
+              </w:rPr>
+            </w:pPr>
+            <w:proofErr w:type="gramStart"/>
+            <w:r>
+              <w:rPr>
+                <w:lang w:val="en-US"/>
+              </w:rPr>
+              <w:lastRenderedPageBreak/>
+              <w:t>Employee::</w:t>
+            </w:r>
+            <w:proofErr w:type="spellStart"/>
+            <w:proofErr w:type="gramEnd"/>
+            <w:r>
+              <w:rPr>
+                <w:lang w:val="en-US"/>
+              </w:rPr>
+              <w:t>getDepartment</w:t>
+            </w:r>
+            <w:proofErr w:type="spellEnd"/>
+            <w:r>
+              <w:rPr>
+                <w:lang w:val="en-US"/>
+              </w:rPr>
+              <w:t xml:space="preserve">, // </w:t>
             </w:r>
             <w:r>
               <w:rPr>
@@ -4103,11 +5561,19 @@
                 <w:lang w:val="en-US"/>
               </w:rPr>
             </w:pPr>
-            <w:r>
-              <w:rPr>
-                <w:lang w:val="en-US"/>
-              </w:rPr>
-              <w:t>Collectors.counting()</w:t>
+            <w:proofErr w:type="spellStart"/>
+            <w:r>
+              <w:rPr>
+                <w:lang w:val="en-US"/>
+              </w:rPr>
+              <w:t>Collectors.counting</w:t>
+            </w:r>
+            <w:proofErr w:type="spellEnd"/>
+            <w:r>
+              <w:rPr>
+                <w:lang w:val="en-US"/>
+              </w:rPr>
+              <w:t>()</w:t>
             </w:r>
           </w:p>
           <w:p>
@@ -4140,7 +5606,6 @@
               <w:rPr>
                 <w:lang w:val="en-US"/>
               </w:rPr>
-              <w:lastRenderedPageBreak/>
               <w:t>Show more lines</w:t>
             </w:r>
           </w:p>
@@ -4192,7 +5657,7 @@
                 <w:lang w:val="en-US"/>
               </w:rPr>
               <w:pict w14:anchorId="7AB369C1">
-                <v:rect id="_x0000_i1238" style="width:0;height:1.5pt" o:hralign="center" o:hrstd="t" o:hr="t" fillcolor="#a0a0a0" stroked="f"/>
+                <v:rect id="_x0000_i1040" style="width:0;height:1.5pt" o:hralign="center" o:hrstd="t" o:hr="t" fillcolor="#a0a0a0" stroked="f"/>
               </w:pict>
             </w:r>
           </w:p>
@@ -4245,59 +5710,157 @@
               <w:rPr>
                 <w:lang w:val="en-US"/>
               </w:rPr>
-              <w:t>Map&lt;String, Long&gt; result =</w:t>
-            </w:r>
-          </w:p>
-          <w:p>
-            <w:pPr>
-              <w:rPr>
-                <w:lang w:val="en-US"/>
-              </w:rPr>
-            </w:pPr>
-            <w:r>
-              <w:rPr>
-                <w:lang w:val="en-US"/>
-              </w:rPr>
-              <w:t>employees.stream()</w:t>
-            </w:r>
-          </w:p>
-          <w:p>
-            <w:pPr>
-              <w:rPr>
-                <w:lang w:val="en-US"/>
-              </w:rPr>
-            </w:pPr>
-            <w:r>
-              <w:rPr>
-                <w:lang w:val="en-US"/>
-              </w:rPr>
-              <w:t>.collect(Collectors.groupingBy(</w:t>
-            </w:r>
-          </w:p>
-          <w:p>
-            <w:pPr>
-              <w:rPr>
-                <w:lang w:val="en-US"/>
-              </w:rPr>
-            </w:pPr>
-            <w:r>
-              <w:rPr>
-                <w:lang w:val="en-US"/>
-              </w:rPr>
-              <w:t>e -&gt; e.getSalary() &gt; 50000 ? "High" : "Low",</w:t>
-            </w:r>
-          </w:p>
-          <w:p>
-            <w:pPr>
-              <w:rPr>
-                <w:lang w:val="en-US"/>
-              </w:rPr>
-            </w:pPr>
-            <w:r>
-              <w:rPr>
-                <w:lang w:val="en-US"/>
-              </w:rPr>
-              <w:t>Collectors.counting()</w:t>
+              <w:t xml:space="preserve">Map&lt;String, </w:t>
+            </w:r>
+            <w:proofErr w:type="gramStart"/>
+            <w:r>
+              <w:rPr>
+                <w:lang w:val="en-US"/>
+              </w:rPr>
+              <w:t>Long</w:t>
+            </w:r>
+            <w:proofErr w:type="gramEnd"/>
+            <w:r>
+              <w:rPr>
+                <w:lang w:val="en-US"/>
+              </w:rPr>
+              <w:t>&gt; result =</w:t>
+            </w:r>
+          </w:p>
+          <w:p>
+            <w:pPr>
+              <w:rPr>
+                <w:lang w:val="en-US"/>
+              </w:rPr>
+            </w:pPr>
+            <w:proofErr w:type="spellStart"/>
+            <w:proofErr w:type="gramStart"/>
+            <w:r>
+              <w:rPr>
+                <w:lang w:val="en-US"/>
+              </w:rPr>
+              <w:t>employees.stream</w:t>
+            </w:r>
+            <w:proofErr w:type="spellEnd"/>
+            <w:proofErr w:type="gramEnd"/>
+            <w:r>
+              <w:rPr>
+                <w:lang w:val="en-US"/>
+              </w:rPr>
+              <w:t>()</w:t>
+            </w:r>
+          </w:p>
+          <w:p>
+            <w:pPr>
+              <w:rPr>
+                <w:lang w:val="en-US"/>
+              </w:rPr>
+            </w:pPr>
+            <w:proofErr w:type="gramStart"/>
+            <w:r>
+              <w:rPr>
+                <w:lang w:val="en-US"/>
+              </w:rPr>
+              <w:t>.collect</w:t>
+            </w:r>
+            <w:proofErr w:type="gramEnd"/>
+            <w:r>
+              <w:rPr>
+                <w:lang w:val="en-US"/>
+              </w:rPr>
+              <w:t>(</w:t>
+            </w:r>
+            <w:proofErr w:type="spellStart"/>
+            <w:r>
+              <w:rPr>
+                <w:lang w:val="en-US"/>
+              </w:rPr>
+              <w:t>Collectors.groupingBy</w:t>
+            </w:r>
+            <w:proofErr w:type="spellEnd"/>
+            <w:r>
+              <w:rPr>
+                <w:lang w:val="en-US"/>
+              </w:rPr>
+              <w:t>(</w:t>
+            </w:r>
+          </w:p>
+          <w:p>
+            <w:pPr>
+              <w:rPr>
+                <w:lang w:val="en-US"/>
+              </w:rPr>
+            </w:pPr>
+            <w:r>
+              <w:rPr>
+                <w:lang w:val="en-US"/>
+              </w:rPr>
+              <w:t xml:space="preserve">e -&gt; </w:t>
+            </w:r>
+            <w:proofErr w:type="spellStart"/>
+            <w:proofErr w:type="gramStart"/>
+            <w:r>
+              <w:rPr>
+                <w:lang w:val="en-US"/>
+              </w:rPr>
+              <w:t>e.getSalary</w:t>
+            </w:r>
+            <w:proofErr w:type="spellEnd"/>
+            <w:proofErr w:type="gramEnd"/>
+            <w:r>
+              <w:rPr>
+                <w:lang w:val="en-US"/>
+              </w:rPr>
+              <w:t xml:space="preserve">() &gt; </w:t>
+            </w:r>
+            <w:proofErr w:type="gramStart"/>
+            <w:r>
+              <w:rPr>
+                <w:lang w:val="en-US"/>
+              </w:rPr>
+              <w:t>50000 ?</w:t>
+            </w:r>
+            <w:proofErr w:type="gramEnd"/>
+            <w:r>
+              <w:rPr>
+                <w:lang w:val="en-US"/>
+              </w:rPr>
+              <w:t xml:space="preserve"> "High</w:t>
+            </w:r>
+            <w:proofErr w:type="gramStart"/>
+            <w:r>
+              <w:rPr>
+                <w:lang w:val="en-US"/>
+              </w:rPr>
+              <w:t>" :</w:t>
+            </w:r>
+            <w:proofErr w:type="gramEnd"/>
+            <w:r>
+              <w:rPr>
+                <w:lang w:val="en-US"/>
+              </w:rPr>
+              <w:t xml:space="preserve"> "Low",</w:t>
+            </w:r>
+          </w:p>
+          <w:p>
+            <w:pPr>
+              <w:rPr>
+                <w:lang w:val="en-US"/>
+              </w:rPr>
+            </w:pPr>
+            <w:proofErr w:type="spellStart"/>
+            <w:r>
+              <w:rPr>
+                <w:lang w:val="en-US"/>
+              </w:rPr>
+              <w:t>Collectors.counting</w:t>
+            </w:r>
+            <w:proofErr w:type="spellEnd"/>
+            <w:r>
+              <w:rPr>
+                <w:lang w:val="en-US"/>
+              </w:rPr>
+              <w:t>()</w:t>
             </w:r>
           </w:p>
           <w:p>
@@ -4386,11 +5949,19 @@
                 <w:lang w:val="en-US"/>
               </w:rPr>
             </w:pPr>
-            <w:r>
-              <w:rPr>
-                <w:lang w:val="en-US"/>
-              </w:rPr>
-              <w:t xml:space="preserve">So identity </w:t>
+            <w:proofErr w:type="gramStart"/>
+            <w:r>
+              <w:rPr>
+                <w:lang w:val="en-US"/>
+              </w:rPr>
+              <w:t>So</w:t>
+            </w:r>
+            <w:proofErr w:type="gramEnd"/>
+            <w:r>
+              <w:rPr>
+                <w:lang w:val="en-US"/>
+              </w:rPr>
+              <w:t xml:space="preserve"> identity </w:t>
             </w:r>
             <w:r>
               <w:rPr>
@@ -4412,7 +5983,7 @@
                 <w:lang w:val="en-US"/>
               </w:rPr>
               <w:pict w14:anchorId="4FED027B">
-                <v:rect id="_x0000_i1239" style="width:0;height:1.5pt" o:hralign="center" o:hrstd="t" o:hr="t" fillcolor="#a0a0a0" stroked="f"/>
+                <v:rect id="_x0000_i1041" style="width:0;height:1.5pt" o:hralign="center" o:hrstd="t" o:hr="t" fillcolor="#a0a0a0" stroked="f"/>
               </w:pict>
             </w:r>
           </w:p>
@@ -4465,46 +6036,108 @@
               <w:rPr>
                 <w:lang w:val="en-US"/>
               </w:rPr>
-              <w:t>Map&lt;String, Long&gt; result =</w:t>
-            </w:r>
-          </w:p>
-          <w:p>
-            <w:pPr>
-              <w:rPr>
-                <w:lang w:val="en-US"/>
-              </w:rPr>
-            </w:pPr>
-            <w:r>
-              <w:rPr>
-                <w:lang w:val="en-US"/>
-              </w:rPr>
-              <w:t>list.stream()</w:t>
-            </w:r>
-          </w:p>
-          <w:p>
-            <w:pPr>
-              <w:rPr>
-                <w:lang w:val="en-US"/>
-              </w:rPr>
-            </w:pPr>
-            <w:r>
-              <w:rPr>
-                <w:lang w:val="en-US"/>
-              </w:rPr>
-              <w:t>.collect(Collectors.groupingBy(</w:t>
-            </w:r>
-          </w:p>
-          <w:p>
-            <w:pPr>
-              <w:rPr>
-                <w:lang w:val="en-US"/>
-              </w:rPr>
-            </w:pPr>
-            <w:r>
-              <w:rPr>
-                <w:lang w:val="en-US"/>
-              </w:rPr>
-              <w:t xml:space="preserve">s -&gt; s.toLowerCase(), // </w:t>
+              <w:t xml:space="preserve">Map&lt;String, </w:t>
+            </w:r>
+            <w:proofErr w:type="gramStart"/>
+            <w:r>
+              <w:rPr>
+                <w:lang w:val="en-US"/>
+              </w:rPr>
+              <w:t>Long</w:t>
+            </w:r>
+            <w:proofErr w:type="gramEnd"/>
+            <w:r>
+              <w:rPr>
+                <w:lang w:val="en-US"/>
+              </w:rPr>
+              <w:t>&gt; result =</w:t>
+            </w:r>
+          </w:p>
+          <w:p>
+            <w:pPr>
+              <w:rPr>
+                <w:lang w:val="en-US"/>
+              </w:rPr>
+            </w:pPr>
+            <w:proofErr w:type="spellStart"/>
+            <w:proofErr w:type="gramStart"/>
+            <w:r>
+              <w:rPr>
+                <w:lang w:val="en-US"/>
+              </w:rPr>
+              <w:t>list.stream</w:t>
+            </w:r>
+            <w:proofErr w:type="spellEnd"/>
+            <w:proofErr w:type="gramEnd"/>
+            <w:r>
+              <w:rPr>
+                <w:lang w:val="en-US"/>
+              </w:rPr>
+              <w:t>()</w:t>
+            </w:r>
+          </w:p>
+          <w:p>
+            <w:pPr>
+              <w:rPr>
+                <w:lang w:val="en-US"/>
+              </w:rPr>
+            </w:pPr>
+            <w:proofErr w:type="gramStart"/>
+            <w:r>
+              <w:rPr>
+                <w:lang w:val="en-US"/>
+              </w:rPr>
+              <w:t>.collect</w:t>
+            </w:r>
+            <w:proofErr w:type="gramEnd"/>
+            <w:r>
+              <w:rPr>
+                <w:lang w:val="en-US"/>
+              </w:rPr>
+              <w:t>(</w:t>
+            </w:r>
+            <w:proofErr w:type="spellStart"/>
+            <w:r>
+              <w:rPr>
+                <w:lang w:val="en-US"/>
+              </w:rPr>
+              <w:t>Collectors.groupingBy</w:t>
+            </w:r>
+            <w:proofErr w:type="spellEnd"/>
+            <w:r>
+              <w:rPr>
+                <w:lang w:val="en-US"/>
+              </w:rPr>
+              <w:t>(</w:t>
+            </w:r>
+          </w:p>
+          <w:p>
+            <w:pPr>
+              <w:rPr>
+                <w:lang w:val="en-US"/>
+              </w:rPr>
+            </w:pPr>
+            <w:r>
+              <w:rPr>
+                <w:lang w:val="en-US"/>
+              </w:rPr>
+              <w:t xml:space="preserve">s -&gt; </w:t>
+            </w:r>
+            <w:proofErr w:type="spellStart"/>
+            <w:proofErr w:type="gramStart"/>
+            <w:r>
+              <w:rPr>
+                <w:lang w:val="en-US"/>
+              </w:rPr>
+              <w:t>s.toLowerCase</w:t>
+            </w:r>
+            <w:proofErr w:type="spellEnd"/>
+            <w:proofErr w:type="gramEnd"/>
+            <w:r>
+              <w:rPr>
+                <w:lang w:val="en-US"/>
+              </w:rPr>
+              <w:t xml:space="preserve">(), // </w:t>
             </w:r>
             <w:r>
               <w:rPr>
@@ -4526,11 +6159,19 @@
                 <w:lang w:val="en-US"/>
               </w:rPr>
             </w:pPr>
-            <w:r>
-              <w:rPr>
-                <w:lang w:val="en-US"/>
-              </w:rPr>
-              <w:t>Collectors.counting()</w:t>
+            <w:proofErr w:type="spellStart"/>
+            <w:r>
+              <w:rPr>
+                <w:lang w:val="en-US"/>
+              </w:rPr>
+              <w:t>Collectors.counting</w:t>
+            </w:r>
+            <w:proofErr w:type="spellEnd"/>
+            <w:r>
+              <w:rPr>
+                <w:lang w:val="en-US"/>
+              </w:rPr>
+              <w:t>()</w:t>
             </w:r>
           </w:p>
           <w:p>
@@ -4570,7 +6211,7 @@
                 <w:lang w:val="en-US"/>
               </w:rPr>
               <w:pict w14:anchorId="5284FBC7">
-                <v:rect id="_x0000_i1240" style="width:0;height:1.5pt" o:hralign="center" o:hrstd="t" o:hr="t" fillcolor="#a0a0a0" stroked="f"/>
+                <v:rect id="_x0000_i1042" style="width:0;height:1.5pt" o:hralign="center" o:hrstd="t" o:hr="t" fillcolor="#a0a0a0" stroked="f"/>
               </w:pict>
             </w:r>
           </w:p>
@@ -4623,72 +6264,184 @@
               <w:rPr>
                 <w:lang w:val="en-US"/>
               </w:rPr>
-              <w:t>Map&lt;Character, Long&gt; result =</w:t>
-            </w:r>
-          </w:p>
-          <w:p>
-            <w:pPr>
-              <w:rPr>
-                <w:lang w:val="en-US"/>
-              </w:rPr>
-            </w:pPr>
-            <w:r>
-              <w:rPr>
-                <w:lang w:val="en-US"/>
-              </w:rPr>
-              <w:t>str.chars()</w:t>
-            </w:r>
-          </w:p>
-          <w:p>
-            <w:pPr>
-              <w:rPr>
-                <w:lang w:val="en-US"/>
-              </w:rPr>
-            </w:pPr>
-            <w:r>
-              <w:rPr>
-                <w:lang w:val="en-US"/>
-              </w:rPr>
-              <w:t>.mapToObj(c -&gt; Character.toLowerCase((char) c))</w:t>
-            </w:r>
-          </w:p>
-          <w:p>
-            <w:pPr>
-              <w:rPr>
-                <w:lang w:val="en-US"/>
-              </w:rPr>
-            </w:pPr>
-            <w:r>
-              <w:rPr>
-                <w:lang w:val="en-US"/>
-              </w:rPr>
-              <w:t>.collect(Collectors.groupingBy(</w:t>
-            </w:r>
-          </w:p>
-          <w:p>
-            <w:pPr>
-              <w:rPr>
-                <w:lang w:val="en-US"/>
-              </w:rPr>
-            </w:pPr>
-            <w:r>
-              <w:rPr>
-                <w:lang w:val="en-US"/>
-              </w:rPr>
-              <w:t>c -&gt; c, // or identity()</w:t>
-            </w:r>
-          </w:p>
-          <w:p>
-            <w:pPr>
-              <w:rPr>
-                <w:lang w:val="en-US"/>
-              </w:rPr>
-            </w:pPr>
-            <w:r>
-              <w:rPr>
-                <w:lang w:val="en-US"/>
-              </w:rPr>
-              <w:t>Collectors.counting()</w:t>
+              <w:t xml:space="preserve">Map&lt;Character, </w:t>
+            </w:r>
+            <w:proofErr w:type="gramStart"/>
+            <w:r>
+              <w:rPr>
+                <w:lang w:val="en-US"/>
+              </w:rPr>
+              <w:t>Long</w:t>
+            </w:r>
+            <w:proofErr w:type="gramEnd"/>
+            <w:r>
+              <w:rPr>
+                <w:lang w:val="en-US"/>
+              </w:rPr>
+              <w:t>&gt; result =</w:t>
+            </w:r>
+          </w:p>
+          <w:p>
+            <w:pPr>
+              <w:rPr>
+                <w:lang w:val="en-US"/>
+              </w:rPr>
+            </w:pPr>
+            <w:proofErr w:type="spellStart"/>
+            <w:proofErr w:type="gramStart"/>
+            <w:r>
+              <w:rPr>
+                <w:lang w:val="en-US"/>
+              </w:rPr>
+              <w:t>str.chars</w:t>
+            </w:r>
+            <w:proofErr w:type="spellEnd"/>
+            <w:proofErr w:type="gramEnd"/>
+            <w:r>
+              <w:rPr>
+                <w:lang w:val="en-US"/>
+              </w:rPr>
+              <w:t>()</w:t>
+            </w:r>
+          </w:p>
+          <w:p>
+            <w:pPr>
+              <w:rPr>
+                <w:lang w:val="en-US"/>
+              </w:rPr>
+            </w:pPr>
+            <w:proofErr w:type="gramStart"/>
+            <w:r>
+              <w:rPr>
+                <w:lang w:val="en-US"/>
+              </w:rPr>
+              <w:t>.</w:t>
+            </w:r>
+            <w:proofErr w:type="spellStart"/>
+            <w:r>
+              <w:rPr>
+                <w:lang w:val="en-US"/>
+              </w:rPr>
+              <w:t>mapToObj</w:t>
+            </w:r>
+            <w:proofErr w:type="spellEnd"/>
+            <w:proofErr w:type="gramEnd"/>
+            <w:r>
+              <w:rPr>
+                <w:lang w:val="en-US"/>
+              </w:rPr>
+              <w:t xml:space="preserve">(c -&gt; </w:t>
+            </w:r>
+            <w:proofErr w:type="spellStart"/>
+            <w:r>
+              <w:rPr>
+                <w:lang w:val="en-US"/>
+              </w:rPr>
+              <w:t>Character.</w:t>
+            </w:r>
+            <w:proofErr w:type="gramStart"/>
+            <w:r>
+              <w:rPr>
+                <w:lang w:val="en-US"/>
+              </w:rPr>
+              <w:t>toLowerCase</w:t>
+            </w:r>
+            <w:proofErr w:type="spellEnd"/>
+            <w:r>
+              <w:rPr>
+                <w:lang w:val="en-US"/>
+              </w:rPr>
+              <w:t>((</w:t>
+            </w:r>
+            <w:proofErr w:type="gramEnd"/>
+            <w:r>
+              <w:rPr>
+                <w:lang w:val="en-US"/>
+              </w:rPr>
+              <w:t>char) c))</w:t>
+            </w:r>
+          </w:p>
+          <w:p>
+            <w:pPr>
+              <w:rPr>
+                <w:lang w:val="en-US"/>
+              </w:rPr>
+            </w:pPr>
+            <w:proofErr w:type="gramStart"/>
+            <w:r>
+              <w:rPr>
+                <w:lang w:val="en-US"/>
+              </w:rPr>
+              <w:t>.collect</w:t>
+            </w:r>
+            <w:proofErr w:type="gramEnd"/>
+            <w:r>
+              <w:rPr>
+                <w:lang w:val="en-US"/>
+              </w:rPr>
+              <w:t>(</w:t>
+            </w:r>
+            <w:proofErr w:type="spellStart"/>
+            <w:r>
+              <w:rPr>
+                <w:lang w:val="en-US"/>
+              </w:rPr>
+              <w:t>Collectors.groupingBy</w:t>
+            </w:r>
+            <w:proofErr w:type="spellEnd"/>
+            <w:r>
+              <w:rPr>
+                <w:lang w:val="en-US"/>
+              </w:rPr>
+              <w:t>(</w:t>
+            </w:r>
+          </w:p>
+          <w:p>
+            <w:pPr>
+              <w:rPr>
+                <w:lang w:val="en-US"/>
+              </w:rPr>
+            </w:pPr>
+            <w:r>
+              <w:rPr>
+                <w:lang w:val="en-US"/>
+              </w:rPr>
+              <w:t xml:space="preserve">c -&gt; c, // or </w:t>
+            </w:r>
+            <w:proofErr w:type="gramStart"/>
+            <w:r>
+              <w:rPr>
+                <w:lang w:val="en-US"/>
+              </w:rPr>
+              <w:t>identity(</w:t>
+            </w:r>
+            <w:proofErr w:type="gramEnd"/>
+            <w:r>
+              <w:rPr>
+                <w:lang w:val="en-US"/>
+              </w:rPr>
+              <w:t>)</w:t>
+            </w:r>
+          </w:p>
+          <w:p>
+            <w:pPr>
+              <w:rPr>
+                <w:lang w:val="en-US"/>
+              </w:rPr>
+            </w:pPr>
+            <w:proofErr w:type="spellStart"/>
+            <w:r>
+              <w:rPr>
+                <w:lang w:val="en-US"/>
+              </w:rPr>
+              <w:t>Collectors.counting</w:t>
+            </w:r>
+            <w:proofErr w:type="spellEnd"/>
+            <w:r>
+              <w:rPr>
+                <w:lang w:val="en-US"/>
+              </w:rPr>
+              <w:t>()</w:t>
             </w:r>
           </w:p>
           <w:p>
@@ -4735,7 +6488,7 @@
                 <w:lang w:val="en-US"/>
               </w:rPr>
               <w:pict w14:anchorId="52BBEBFD">
-                <v:rect id="_x0000_i1241" style="width:0;height:1.5pt" o:hralign="center" o:hrstd="t" o:hr="t" fillcolor="#a0a0a0" stroked="f"/>
+                <v:rect id="_x0000_i1043" style="width:0;height:1.5pt" o:hralign="center" o:hrstd="t" o:hr="t" fillcolor="#a0a0a0" stroked="f"/>
               </w:pict>
             </w:r>
           </w:p>
@@ -4827,11 +6580,49 @@
                 <w:lang w:val="en-US"/>
               </w:rPr>
             </w:pPr>
-            <w:r>
-              <w:rPr>
-                <w:lang w:val="en-US"/>
-              </w:rPr>
-              <w:t>groupingBy(Function.identity(), counting())</w:t>
+            <w:proofErr w:type="spellStart"/>
+            <w:proofErr w:type="gramStart"/>
+            <w:r>
+              <w:rPr>
+                <w:lang w:val="en-US"/>
+              </w:rPr>
+              <w:t>groupingBy</w:t>
+            </w:r>
+            <w:proofErr w:type="spellEnd"/>
+            <w:r>
+              <w:rPr>
+                <w:lang w:val="en-US"/>
+              </w:rPr>
+              <w:t>(</w:t>
+            </w:r>
+            <w:proofErr w:type="spellStart"/>
+            <w:proofErr w:type="gramEnd"/>
+            <w:r>
+              <w:rPr>
+                <w:lang w:val="en-US"/>
+              </w:rPr>
+              <w:t>Function.identity</w:t>
+            </w:r>
+            <w:proofErr w:type="spellEnd"/>
+            <w:r>
+              <w:rPr>
+                <w:lang w:val="en-US"/>
+              </w:rPr>
+              <w:t xml:space="preserve">(), </w:t>
+            </w:r>
+            <w:proofErr w:type="gramStart"/>
+            <w:r>
+              <w:rPr>
+                <w:lang w:val="en-US"/>
+              </w:rPr>
+              <w:t>counting(</w:t>
+            </w:r>
+            <w:proofErr w:type="gramEnd"/>
+            <w:r>
+              <w:rPr>
+                <w:lang w:val="en-US"/>
+              </w:rPr>
+              <w:t>))</w:t>
             </w:r>
           </w:p>
           <w:p>
@@ -4871,6 +6662,7 @@
                 <w:rFonts w:ascii="Segoe UI Symbol" w:hAnsi="Segoe UI Symbol" w:cs="Segoe UI Symbol"/>
                 <w:lang w:val="en-US"/>
               </w:rPr>
+              <w:lastRenderedPageBreak/>
               <w:t>✔</w:t>
             </w:r>
             <w:r>
@@ -4945,7 +6737,6 @@
               <w:rPr>
                 <w:lang w:val="en-US"/>
               </w:rPr>
-              <w:lastRenderedPageBreak/>
               <w:t>Double</w:t>
             </w:r>
           </w:p>
@@ -4977,7 +6768,7 @@
                 <w:lang w:val="en-US"/>
               </w:rPr>
               <w:pict w14:anchorId="0E593BEE">
-                <v:rect id="_x0000_i1242" style="width:0;height:1.5pt" o:hralign="center" o:hrstd="t" o:hr="t" fillcolor="#a0a0a0" stroked="f"/>
+                <v:rect id="_x0000_i1044" style="width:0;height:1.5pt" o:hralign="center" o:hrstd="t" o:hr="t" fillcolor="#a0a0a0" stroked="f"/>
               </w:pict>
             </w:r>
           </w:p>
@@ -5026,11 +6817,49 @@
                 <w:lang w:val="en-US"/>
               </w:rPr>
             </w:pPr>
-            <w:r>
-              <w:rPr>
-                <w:lang w:val="en-US"/>
-              </w:rPr>
-              <w:t>groupingBy(Employee::getDepartment, counting())</w:t>
+            <w:proofErr w:type="spellStart"/>
+            <w:proofErr w:type="gramStart"/>
+            <w:r>
+              <w:rPr>
+                <w:lang w:val="en-US"/>
+              </w:rPr>
+              <w:t>groupingBy</w:t>
+            </w:r>
+            <w:proofErr w:type="spellEnd"/>
+            <w:r>
+              <w:rPr>
+                <w:lang w:val="en-US"/>
+              </w:rPr>
+              <w:t>(Employee::</w:t>
+            </w:r>
+            <w:proofErr w:type="spellStart"/>
+            <w:proofErr w:type="gramEnd"/>
+            <w:r>
+              <w:rPr>
+                <w:lang w:val="en-US"/>
+              </w:rPr>
+              <w:t>getDepartment</w:t>
+            </w:r>
+            <w:proofErr w:type="spellEnd"/>
+            <w:r>
+              <w:rPr>
+                <w:lang w:val="en-US"/>
+              </w:rPr>
+              <w:t xml:space="preserve">, </w:t>
+            </w:r>
+            <w:proofErr w:type="gramStart"/>
+            <w:r>
+              <w:rPr>
+                <w:lang w:val="en-US"/>
+              </w:rPr>
+              <w:t>counting(</w:t>
+            </w:r>
+            <w:proofErr w:type="gramEnd"/>
+            <w:r>
+              <w:rPr>
+                <w:lang w:val="en-US"/>
+              </w:rPr>
+              <w:t>))</w:t>
             </w:r>
           </w:p>
           <w:p>
@@ -5094,7 +6923,7 @@
                 <w:lang w:val="en-US"/>
               </w:rPr>
               <w:pict w14:anchorId="105CC5F9">
-                <v:rect id="_x0000_i1243" style="width:0;height:1.5pt" o:hralign="center" o:hrstd="t" o:hr="t" fillcolor="#a0a0a0" stroked="f"/>
+                <v:rect id="_x0000_i1045" style="width:0;height:1.5pt" o:hralign="center" o:hrstd="t" o:hr="t" fillcolor="#a0a0a0" stroked="f"/>
               </w:pict>
             </w:r>
           </w:p>
@@ -5143,11 +6972,69 @@
                 <w:lang w:val="en-US"/>
               </w:rPr>
             </w:pPr>
-            <w:r>
-              <w:rPr>
-                <w:lang w:val="en-US"/>
-              </w:rPr>
-              <w:t>groupingBy(e -&gt; condition ? "A" : "B", counting())</w:t>
+            <w:proofErr w:type="spellStart"/>
+            <w:proofErr w:type="gramStart"/>
+            <w:r>
+              <w:rPr>
+                <w:lang w:val="en-US"/>
+              </w:rPr>
+              <w:t>groupingBy</w:t>
+            </w:r>
+            <w:proofErr w:type="spellEnd"/>
+            <w:r>
+              <w:rPr>
+                <w:lang w:val="en-US"/>
+              </w:rPr>
+              <w:t>(</w:t>
+            </w:r>
+            <w:proofErr w:type="gramEnd"/>
+            <w:r>
+              <w:rPr>
+                <w:lang w:val="en-US"/>
+              </w:rPr>
+              <w:t xml:space="preserve">e -&gt; </w:t>
+            </w:r>
+            <w:proofErr w:type="gramStart"/>
+            <w:r>
+              <w:rPr>
+                <w:lang w:val="en-US"/>
+              </w:rPr>
+              <w:t>condition ?</w:t>
+            </w:r>
+            <w:proofErr w:type="gramEnd"/>
+            <w:r>
+              <w:rPr>
+                <w:lang w:val="en-US"/>
+              </w:rPr>
+              <w:t xml:space="preserve"> "A</w:t>
+            </w:r>
+            <w:proofErr w:type="gramStart"/>
+            <w:r>
+              <w:rPr>
+                <w:lang w:val="en-US"/>
+              </w:rPr>
+              <w:t>" :</w:t>
+            </w:r>
+            <w:proofErr w:type="gramEnd"/>
+            <w:r>
+              <w:rPr>
+                <w:lang w:val="en-US"/>
+              </w:rPr>
+              <w:t xml:space="preserve"> "B", </w:t>
+            </w:r>
+            <w:proofErr w:type="gramStart"/>
+            <w:r>
+              <w:rPr>
+                <w:lang w:val="en-US"/>
+              </w:rPr>
+              <w:t>counting(</w:t>
+            </w:r>
+            <w:proofErr w:type="gramEnd"/>
+            <w:r>
+              <w:rPr>
+                <w:lang w:val="en-US"/>
+              </w:rPr>
+              <w:t>))</w:t>
             </w:r>
           </w:p>
           <w:p>
@@ -5211,7 +7098,7 @@
                 <w:lang w:val="en-US"/>
               </w:rPr>
               <w:pict w14:anchorId="522390E3">
-                <v:rect id="_x0000_i1244" style="width:0;height:1.5pt" o:hralign="center" o:hrstd="t" o:hr="t" fillcolor="#a0a0a0" stroked="f"/>
+                <v:rect id="_x0000_i1046" style="width:0;height:1.5pt" o:hralign="center" o:hrstd="t" o:hr="t" fillcolor="#a0a0a0" stroked="f"/>
               </w:pict>
             </w:r>
           </w:p>
@@ -5260,11 +7147,57 @@
                 <w:lang w:val="en-US"/>
               </w:rPr>
             </w:pPr>
-            <w:r>
-              <w:rPr>
-                <w:lang w:val="en-US"/>
-              </w:rPr>
-              <w:t>groupingBy(s -&gt; s.toLowerCase(), counting())</w:t>
+            <w:proofErr w:type="spellStart"/>
+            <w:proofErr w:type="gramStart"/>
+            <w:r>
+              <w:rPr>
+                <w:lang w:val="en-US"/>
+              </w:rPr>
+              <w:t>groupingBy</w:t>
+            </w:r>
+            <w:proofErr w:type="spellEnd"/>
+            <w:r>
+              <w:rPr>
+                <w:lang w:val="en-US"/>
+              </w:rPr>
+              <w:t>(</w:t>
+            </w:r>
+            <w:proofErr w:type="gramEnd"/>
+            <w:r>
+              <w:rPr>
+                <w:lang w:val="en-US"/>
+              </w:rPr>
+              <w:t xml:space="preserve">s -&gt; </w:t>
+            </w:r>
+            <w:proofErr w:type="spellStart"/>
+            <w:proofErr w:type="gramStart"/>
+            <w:r>
+              <w:rPr>
+                <w:lang w:val="en-US"/>
+              </w:rPr>
+              <w:t>s.toLowerCase</w:t>
+            </w:r>
+            <w:proofErr w:type="spellEnd"/>
+            <w:proofErr w:type="gramEnd"/>
+            <w:r>
+              <w:rPr>
+                <w:lang w:val="en-US"/>
+              </w:rPr>
+              <w:t xml:space="preserve">(), </w:t>
+            </w:r>
+            <w:proofErr w:type="gramStart"/>
+            <w:r>
+              <w:rPr>
+                <w:lang w:val="en-US"/>
+              </w:rPr>
+              <w:t>counting(</w:t>
+            </w:r>
+            <w:proofErr w:type="gramEnd"/>
+            <w:r>
+              <w:rPr>
+                <w:lang w:val="en-US"/>
+              </w:rPr>
+              <w:t>))</w:t>
             </w:r>
           </w:p>
           <w:p>
@@ -5328,7 +7261,7 @@
                 <w:lang w:val="en-US"/>
               </w:rPr>
               <w:pict w14:anchorId="397A2D7B">
-                <v:rect id="_x0000_i1245" style="width:0;height:1.5pt" o:hralign="center" o:hrstd="t" o:hr="t" fillcolor="#a0a0a0" stroked="f"/>
+                <v:rect id="_x0000_i1047" style="width:0;height:1.5pt" o:hralign="center" o:hrstd="t" o:hr="t" fillcolor="#a0a0a0" stroked="f"/>
               </w:pict>
             </w:r>
           </w:p>
@@ -5377,37 +7310,117 @@
                 <w:lang w:val="en-US"/>
               </w:rPr>
             </w:pPr>
-            <w:r>
-              <w:rPr>
-                <w:lang w:val="en-US"/>
-              </w:rPr>
-              <w:t>Arrays.stream(arr)</w:t>
-            </w:r>
-          </w:p>
-          <w:p>
-            <w:pPr>
-              <w:rPr>
-                <w:lang w:val="en-US"/>
-              </w:rPr>
-            </w:pPr>
-            <w:r>
-              <w:rPr>
-                <w:lang w:val="en-US"/>
-              </w:rPr>
-              <w:t>.boxed()</w:t>
-            </w:r>
-          </w:p>
-          <w:p>
-            <w:pPr>
-              <w:rPr>
-                <w:lang w:val="en-US"/>
-              </w:rPr>
-            </w:pPr>
-            <w:r>
-              <w:rPr>
-                <w:lang w:val="en-US"/>
-              </w:rPr>
-              <w:t>.collect(groupingBy(identity(), counting()))</w:t>
+            <w:proofErr w:type="spellStart"/>
+            <w:r>
+              <w:rPr>
+                <w:lang w:val="en-US"/>
+              </w:rPr>
+              <w:t>Arrays.stream</w:t>
+            </w:r>
+            <w:proofErr w:type="spellEnd"/>
+            <w:r>
+              <w:rPr>
+                <w:lang w:val="en-US"/>
+              </w:rPr>
+              <w:t>(</w:t>
+            </w:r>
+            <w:proofErr w:type="spellStart"/>
+            <w:r>
+              <w:rPr>
+                <w:lang w:val="en-US"/>
+              </w:rPr>
+              <w:t>arr</w:t>
+            </w:r>
+            <w:proofErr w:type="spellEnd"/>
+            <w:r>
+              <w:rPr>
+                <w:lang w:val="en-US"/>
+              </w:rPr>
+              <w:t>)</w:t>
+            </w:r>
+          </w:p>
+          <w:p>
+            <w:pPr>
+              <w:rPr>
+                <w:lang w:val="en-US"/>
+              </w:rPr>
+            </w:pPr>
+            <w:proofErr w:type="gramStart"/>
+            <w:r>
+              <w:rPr>
+                <w:lang w:val="en-US"/>
+              </w:rPr>
+              <w:t>.boxed</w:t>
+            </w:r>
+            <w:proofErr w:type="gramEnd"/>
+            <w:r>
+              <w:rPr>
+                <w:lang w:val="en-US"/>
+              </w:rPr>
+              <w:t>()</w:t>
+            </w:r>
+          </w:p>
+          <w:p>
+            <w:pPr>
+              <w:rPr>
+                <w:lang w:val="en-US"/>
+              </w:rPr>
+            </w:pPr>
+            <w:proofErr w:type="gramStart"/>
+            <w:r>
+              <w:rPr>
+                <w:lang w:val="en-US"/>
+              </w:rPr>
+              <w:t>.collect</w:t>
+            </w:r>
+            <w:proofErr w:type="gramEnd"/>
+            <w:r>
+              <w:rPr>
+                <w:lang w:val="en-US"/>
+              </w:rPr>
+              <w:t>(</w:t>
+            </w:r>
+            <w:proofErr w:type="spellStart"/>
+            <w:r>
+              <w:rPr>
+                <w:lang w:val="en-US"/>
+              </w:rPr>
+              <w:t>groupingBy</w:t>
+            </w:r>
+            <w:proofErr w:type="spellEnd"/>
+            <w:r>
+              <w:rPr>
+                <w:lang w:val="en-US"/>
+              </w:rPr>
+              <w:t>(</w:t>
+            </w:r>
+            <w:proofErr w:type="gramStart"/>
+            <w:r>
+              <w:rPr>
+                <w:lang w:val="en-US"/>
+              </w:rPr>
+              <w:t>identity(</w:t>
+            </w:r>
+            <w:proofErr w:type="gramEnd"/>
+            <w:r>
+              <w:rPr>
+                <w:lang w:val="en-US"/>
+              </w:rPr>
+              <w:t xml:space="preserve">), </w:t>
+            </w:r>
+            <w:proofErr w:type="gramStart"/>
+            <w:r>
+              <w:rPr>
+                <w:lang w:val="en-US"/>
+              </w:rPr>
+              <w:t>counting(</w:t>
+            </w:r>
+            <w:proofErr w:type="gramEnd"/>
+            <w:r>
+              <w:rPr>
+                <w:lang w:val="en-US"/>
+              </w:rPr>
+              <w:t>)))</w:t>
             </w:r>
           </w:p>
           <w:p>
@@ -5434,7 +7447,7 @@
                 <w:lang w:val="en-US"/>
               </w:rPr>
               <w:pict w14:anchorId="1F2F996F">
-                <v:rect id="_x0000_i1246" style="width:0;height:1.5pt" o:hralign="center" o:hrstd="t" o:hr="t" fillcolor="#a0a0a0" stroked="f"/>
+                <v:rect id="_x0000_i1048" style="width:0;height:1.5pt" o:hralign="center" o:hrstd="t" o:hr="t" fillcolor="#a0a0a0" stroked="f"/>
               </w:pict>
             </w:r>
           </w:p>
@@ -5561,7 +7574,25 @@
                       <w:bCs/>
                       <w:lang w:val="en-US"/>
                     </w:rPr>
-                    <w:t>Use identity()?</w:t>
+                    <w:t xml:space="preserve">Use </w:t>
+                  </w:r>
+                  <w:proofErr w:type="gramStart"/>
+                  <w:r>
+                    <w:rPr>
+                      <w:b/>
+                      <w:bCs/>
+                      <w:lang w:val="en-US"/>
+                    </w:rPr>
+                    <w:t>identity(</w:t>
+                  </w:r>
+                  <w:proofErr w:type="gramEnd"/>
+                  <w:r>
+                    <w:rPr>
+                      <w:b/>
+                      <w:bCs/>
+                      <w:lang w:val="en-US"/>
+                    </w:rPr>
+                    <w:t>)?</w:t>
                   </w:r>
                 </w:p>
               </w:tc>
@@ -5908,7 +7939,7 @@
                 <w:lang w:val="en-US"/>
               </w:rPr>
               <w:pict w14:anchorId="001DF153">
-                <v:rect id="_x0000_i1247" style="width:0;height:1.5pt" o:hralign="center" o:hrstd="t" o:hr="t" fillcolor="#a0a0a0" stroked="f"/>
+                <v:rect id="_x0000_i1049" style="width:0;height:1.5pt" o:hralign="center" o:hrstd="t" o:hr="t" fillcolor="#a0a0a0" stroked="f"/>
               </w:pict>
             </w:r>
           </w:p>
@@ -6020,6 +8051,7 @@
                 <w:rFonts w:ascii="Segoe UI Symbol" w:hAnsi="Segoe UI Symbol" w:cs="Segoe UI Symbol"/>
                 <w:lang w:val="en-US"/>
               </w:rPr>
+              <w:lastRenderedPageBreak/>
               <w:t>✔</w:t>
             </w:r>
             <w:r>
@@ -6039,7 +8071,21 @@
               <w:rPr>
                 <w:lang w:val="en-US"/>
               </w:rPr>
-              <w:t xml:space="preserve"> Use Function.identity()</w:t>
+              <w:t xml:space="preserve"> Use </w:t>
+            </w:r>
+            <w:proofErr w:type="spellStart"/>
+            <w:r>
+              <w:rPr>
+                <w:lang w:val="en-US"/>
+              </w:rPr>
+              <w:t>Function.identity</w:t>
+            </w:r>
+            <w:proofErr w:type="spellEnd"/>
+            <w:r>
+              <w:rPr>
+                <w:lang w:val="en-US"/>
+              </w:rPr>
+              <w:t>()</w:t>
             </w:r>
             <w:r>
               <w:rPr>
@@ -6098,7 +8144,7 @@
                 <w:lang w:val="en-US"/>
               </w:rPr>
               <w:pict w14:anchorId="17BFA0E5">
-                <v:rect id="_x0000_i1248" style="width:0;height:1.5pt" o:hralign="center" o:hrstd="t" o:hr="t" fillcolor="#a0a0a0" stroked="f"/>
+                <v:rect id="_x0000_i1050" style="width:0;height:1.5pt" o:hralign="center" o:hrstd="t" o:hr="t" fillcolor="#a0a0a0" stroked="f"/>
               </w:pict>
             </w:r>
           </w:p>
@@ -6156,7 +8202,6 @@
                 <w:rFonts w:ascii="Segoe UI Emoji" w:hAnsi="Segoe UI Emoji" w:cs="Segoe UI Emoji"/>
                 <w:lang w:val="en-US"/>
               </w:rPr>
-              <w:lastRenderedPageBreak/>
               <w:t>👉</w:t>
             </w:r>
             <w:r>
@@ -6171,7 +8216,25 @@
                 <w:bCs/>
                 <w:lang w:val="en-US"/>
               </w:rPr>
-              <w:t>Use Function.identity() only when key = element itself</w:t>
+              <w:t xml:space="preserve">Use </w:t>
+            </w:r>
+            <w:proofErr w:type="spellStart"/>
+            <w:r>
+              <w:rPr>
+                <w:b/>
+                <w:bCs/>
+                <w:lang w:val="en-US"/>
+              </w:rPr>
+              <w:t>Function.identity</w:t>
+            </w:r>
+            <w:proofErr w:type="spellEnd"/>
+            <w:r>
+              <w:rPr>
+                <w:b/>
+                <w:bCs/>
+                <w:lang w:val="en-US"/>
+              </w:rPr>
+              <w:t>() only when key = element itself</w:t>
             </w:r>
             <w:r>
               <w:rPr>
@@ -8681,6 +10744,7 @@
   <w:style w:type="character" w:default="1" w:styleId="DefaultParagraphFont">
     <w:name w:val="Default Paragraph Font"/>
     <w:uiPriority w:val="1"/>
+    <w:semiHidden/>
     <w:unhideWhenUsed/>
   </w:style>
   <w:style w:type="table" w:default="1" w:styleId="TableNormal">
